--- a/hub/static/research/companies/ollin.docx
+++ b/hub/static/research/companies/ollin.docx
@@ -3,20 +3,23 @@
 <w:document xmlns:wpc="http://schemas.microsoft.com/office/word/2010/wordprocessingCanvas" xmlns:mo="http://schemas.microsoft.com/office/mac/office/2008/main" xmlns:mc="http://schemas.openxmlformats.org/markup-compatibility/2006" xmlns:mv="urn:schemas-microsoft-com:mac:vml" xmlns:o="urn:schemas-microsoft-com:office:office" xmlns:r="http://schemas.openxmlformats.org/officeDocument/2006/relationships" xmlns:m="http://schemas.openxmlformats.org/officeDocument/2006/math" xmlns:v="urn:schemas-microsoft-com:vml" xmlns:wp14="http://schemas.microsoft.com/office/word/2010/wordprocessingDrawing" xmlns:wp="http://schemas.openxmlformats.org/drawingml/2006/wordprocessingDrawing" xmlns:w10="urn:schemas-microsoft-com:office:word" xmlns:w="http://schemas.openxmlformats.org/wordprocessingml/2006/main" xmlns:w14="http://schemas.microsoft.com/office/word/2010/wordml" xmlns:wpg="http://schemas.microsoft.com/office/word/2010/wordprocessingGroup" xmlns:wpi="http://schemas.microsoft.com/office/word/2010/wordprocessingInk" xmlns:wne="http://schemas.microsoft.com/office/word/2006/wordml" xmlns:wps="http://schemas.microsoft.com/office/word/2010/wordprocessingShape" mc:Ignorable="w14 wp14">
   <w:body>
     <w:p>
+      <w:pPr>
+        <w:spacing w:before="80" w:after="40"/>
+      </w:pPr>
       <w:r>
         <w:rPr>
           <w:rFonts w:ascii="Roboto Serif" w:hAnsi="Roboto Serif"/>
           <w:b/>
           <w:caps w:val="0"/>
           <w:color w:val="1A1A1A"/>
-          <w:sz w:val="48"/>
+          <w:sz w:val="44"/>
         </w:rPr>
         <w:t>Ollin</w:t>
       </w:r>
     </w:p>
     <w:p>
       <w:pPr>
-        <w:spacing w:after="80"/>
+        <w:spacing w:after="40"/>
       </w:pPr>
       <w:r>
         <w:rPr>
@@ -24,18 +27,10 @@
           <w:b w:val="0"/>
           <w:caps w:val="0"/>
           <w:color w:val="828282"/>
-          <w:sz w:val="22"/>
+          <w:sz w:val="21"/>
         </w:rPr>
-        <w:t>ollin.bio   ·   Series B   ·   Austin, TX   ·   ARCH Venture Partners, TCG Crossover Management</w:t>
+        <w:t>ollin.bio   ·   Series B   ·   Austin, TX   ·   ARCH Venture Partners, TCG Crossover Management(Cariad Chester)</w:t>
       </w:r>
-    </w:p>
-    <w:p>
-      <w:pPr>
-        <w:spacing w:after="320"/>
-        <w:pBdr>
-          <w:bottom w:val="single" w:sz="6" w:color="1A1A1A" w:space="4"/>
-        </w:pBdr>
-      </w:pPr>
     </w:p>
     <w:p>
       <w:pPr>
@@ -43,13 +38,46 @@
       </w:pPr>
       <w:r>
         <w:rPr>
+          <w:rFonts w:ascii="Sora" w:hAnsi="Sora"/>
+          <w:b w:val="0"/>
+          <w:caps w:val="0"/>
+          <w:color w:val="828282"/>
+          <w:sz w:val="18"/>
+        </w:rPr>
+        <w:t>Screened 2026-06-29</w:t>
+      </w:r>
+    </w:p>
+    <w:p>
+      <w:pPr>
+        <w:spacing w:after="120"/>
+        <w:pBdr>
+          <w:bottom w:val="single" w:sz="6" w:color="1A1A1A" w:space="4"/>
+        </w:pBdr>
+      </w:pPr>
+      <w:r>
+        <w:rPr>
           <w:rFonts w:ascii="Roboto Serif" w:hAnsi="Roboto Serif"/>
           <w:b/>
           <w:caps w:val="0"/>
           <w:color w:val="1A1A1A"/>
-          <w:sz w:val="30"/>
+          <w:sz w:val="28"/>
         </w:rPr>
-        <w:t>Fit score 2.0 / 4.0</w:t>
+        <w:t>FIT ASSESSMENT</w:t>
+      </w:r>
+    </w:p>
+    <w:p>
+      <w:pPr>
+        <w:spacing w:before="120" w:after="240"/>
+      </w:pPr>
+      <w:r>
+        <w:rPr>
+          <w:rFonts w:ascii="Roboto Serif" w:hAnsi="Roboto Serif"/>
+          <w:b/>
+          <w:caps w:val="0"/>
+          <w:color w:val="1A1A1A"/>
+          <w:sz w:val="32"/>
+        </w:rPr>
+        <w:t>1.8 / 4.0</w:t>
       </w:r>
       <w:r>
         <w:rPr>
@@ -69,20 +97,21 @@
         <w:tblLook w:firstColumn="1" w:firstRow="1" w:lastColumn="0" w:lastRow="0" w:noHBand="0" w:noVBand="1" w:val="04A0"/>
       </w:tblPr>
       <w:tblGrid>
-        <w:gridCol w:w="3216"/>
-        <w:gridCol w:w="3216"/>
-        <w:gridCol w:w="3216"/>
+        <w:gridCol w:w="3120"/>
+        <w:gridCol w:w="3120"/>
+        <w:gridCol w:w="3120"/>
       </w:tblGrid>
       <w:tr>
         <w:tc>
           <w:tcPr>
-            <w:tcW w:type="dxa" w:w="2736"/>
-            <w:tcBorders>
-              <w:top w:val="nil"/>
-              <w:left w:val="nil"/>
-              <w:right w:val="nil"/>
-              <w:bottom w:val="single" w:sz="8" w:color="1A1A1A"/>
-            </w:tcBorders>
+            <w:tcW w:type="dxa" w:w="2664"/>
+            <w:shd w:val="clear" w:color="auto" w:fill="1A1A1A"/>
+            <w:tcMar>
+              <w:top w:w="40" w:type="dxa"/>
+              <w:bottom w:w="40" w:type="dxa"/>
+              <w:left w:w="60" w:type="dxa"/>
+              <w:right w:w="60" w:type="dxa"/>
+            </w:tcMar>
           </w:tcPr>
           <w:p>
             <w:r>
@@ -90,8 +119,8 @@
                 <w:rFonts w:ascii="Sora" w:hAnsi="Sora"/>
                 <w:b/>
                 <w:caps/>
-                <w:color w:val="1A1A1A"/>
-                <w:sz w:val="17"/>
+                <w:color w:val="FFFFFF"/>
+                <w:sz w:val="18"/>
               </w:rPr>
               <w:t>Dimension</w:t>
             </w:r>
@@ -99,13 +128,14 @@
         </w:tc>
         <w:tc>
           <w:tcPr>
-            <w:tcW w:type="dxa" w:w="864"/>
-            <w:tcBorders>
-              <w:top w:val="nil"/>
-              <w:left w:val="nil"/>
-              <w:right w:val="nil"/>
-              <w:bottom w:val="single" w:sz="8" w:color="1A1A1A"/>
-            </w:tcBorders>
+            <w:tcW w:type="dxa" w:w="792"/>
+            <w:shd w:val="clear" w:color="auto" w:fill="1A1A1A"/>
+            <w:tcMar>
+              <w:top w:w="40" w:type="dxa"/>
+              <w:bottom w:w="40" w:type="dxa"/>
+              <w:left w:w="60" w:type="dxa"/>
+              <w:right w:w="60" w:type="dxa"/>
+            </w:tcMar>
           </w:tcPr>
           <w:p>
             <w:r>
@@ -113,8 +143,8 @@
                 <w:rFonts w:ascii="Sora" w:hAnsi="Sora"/>
                 <w:b/>
                 <w:caps/>
-                <w:color w:val="1A1A1A"/>
-                <w:sz w:val="17"/>
+                <w:color w:val="FFFFFF"/>
+                <w:sz w:val="18"/>
               </w:rPr>
               <w:t>Score</w:t>
             </w:r>
@@ -122,13 +152,14 @@
         </w:tc>
         <w:tc>
           <w:tcPr>
-            <w:tcW w:type="dxa" w:w="6336"/>
-            <w:tcBorders>
-              <w:top w:val="nil"/>
-              <w:left w:val="nil"/>
-              <w:right w:val="nil"/>
-              <w:bottom w:val="single" w:sz="8" w:color="1A1A1A"/>
-            </w:tcBorders>
+            <w:tcW w:type="dxa" w:w="5904"/>
+            <w:shd w:val="clear" w:color="auto" w:fill="1A1A1A"/>
+            <w:tcMar>
+              <w:top w:w="40" w:type="dxa"/>
+              <w:bottom w:w="40" w:type="dxa"/>
+              <w:left w:w="60" w:type="dxa"/>
+              <w:right w:w="60" w:type="dxa"/>
+            </w:tcMar>
           </w:tcPr>
           <w:p>
             <w:r>
@@ -136,8 +167,8 @@
                 <w:rFonts w:ascii="Sora" w:hAnsi="Sora"/>
                 <w:b/>
                 <w:caps/>
-                <w:color w:val="1A1A1A"/>
-                <w:sz w:val="17"/>
+                <w:color w:val="FFFFFF"/>
+                <w:sz w:val="18"/>
               </w:rPr>
               <w:t>Evidence</w:t>
             </w:r>
@@ -147,7 +178,14 @@
       <w:tr>
         <w:tc>
           <w:tcPr>
-            <w:tcW w:type="dxa" w:w="2736"/>
+            <w:tcW w:type="dxa" w:w="2664"/>
+            <w:shd w:val="clear" w:color="auto" w:fill="F5F5F5"/>
+            <w:tcMar>
+              <w:top w:w="40" w:type="dxa"/>
+              <w:bottom w:w="40" w:type="dxa"/>
+              <w:left w:w="60" w:type="dxa"/>
+              <w:right w:w="60" w:type="dxa"/>
+            </w:tcMar>
             <w:tcBorders>
               <w:top w:val="nil"/>
               <w:left w:val="nil"/>
@@ -170,7 +208,14 @@
         </w:tc>
         <w:tc>
           <w:tcPr>
-            <w:tcW w:type="dxa" w:w="864"/>
+            <w:tcW w:type="dxa" w:w="792"/>
+            <w:shd w:val="clear" w:color="auto" w:fill="F5F5F5"/>
+            <w:tcMar>
+              <w:top w:w="40" w:type="dxa"/>
+              <w:bottom w:w="40" w:type="dxa"/>
+              <w:left w:w="60" w:type="dxa"/>
+              <w:right w:w="60" w:type="dxa"/>
+            </w:tcMar>
             <w:tcBorders>
               <w:top w:val="nil"/>
               <w:left w:val="nil"/>
@@ -182,18 +227,35 @@
             <w:r>
               <w:rPr>
                 <w:rFonts w:ascii="Sora" w:hAnsi="Sora"/>
-                <w:b w:val="0"/>
+                <w:b/>
                 <w:caps w:val="0"/>
                 <w:color w:val="1A1A1A"/>
                 <w:sz w:val="19"/>
               </w:rPr>
               <w:t>3</w:t>
             </w:r>
+            <w:r>
+              <w:rPr>
+                <w:rFonts w:ascii="Sora" w:hAnsi="Sora"/>
+                <w:b w:val="0"/>
+                <w:caps w:val="0"/>
+                <w:color w:val="828282"/>
+                <w:sz w:val="17"/>
+              </w:rPr>
+              <w:t xml:space="preserve"> / 4</w:t>
+            </w:r>
           </w:p>
         </w:tc>
         <w:tc>
           <w:tcPr>
-            <w:tcW w:type="dxa" w:w="6336"/>
+            <w:tcW w:type="dxa" w:w="5904"/>
+            <w:shd w:val="clear" w:color="auto" w:fill="F5F5F5"/>
+            <w:tcMar>
+              <w:top w:w="40" w:type="dxa"/>
+              <w:bottom w:w="40" w:type="dxa"/>
+              <w:left w:w="60" w:type="dxa"/>
+              <w:right w:w="60" w:type="dxa"/>
+            </w:tcMar>
             <w:tcBorders>
               <w:top w:val="nil"/>
               <w:left w:val="nil"/>
@@ -210,47 +272,7 @@
                 <w:color w:val="3C3C3C"/>
                 <w:sz w:val="18"/>
               </w:rPr>
-              <w:t xml:space="preserve">Ollin Biosciences, an Austin, Texas–based biotech, raised an oversubscribed $330M Series B round co-led by </w:t>
-            </w:r>
-            <w:r>
-              <w:rPr>
-                <w:rFonts w:ascii="Sora" w:hAnsi="Sora"/>
-                <w:b/>
-                <w:caps w:val="0"/>
-                <w:color w:val="3C3C3C"/>
-                <w:sz w:val="18"/>
-              </w:rPr>
-              <w:t>new investor TCGX</w:t>
-            </w:r>
-            <w:r>
-              <w:rPr>
-                <w:rFonts w:ascii="Sora" w:hAnsi="Sora"/>
-                <w:b w:val="0"/>
-                <w:caps w:val="0"/>
-                <w:color w:val="3C3C3C"/>
-                <w:sz w:val="18"/>
-              </w:rPr>
-              <w:t xml:space="preserve"> and </w:t>
-            </w:r>
-            <w:r>
-              <w:rPr>
-                <w:rFonts w:ascii="Sora" w:hAnsi="Sora"/>
-                <w:b/>
-                <w:caps w:val="0"/>
-                <w:color w:val="3C3C3C"/>
-                <w:sz w:val="18"/>
-              </w:rPr>
-              <w:t>founding investor ARCH Venture Partners</w:t>
-            </w:r>
-            <w:r>
-              <w:rPr>
-                <w:rFonts w:ascii="Sora" w:hAnsi="Sora"/>
-                <w:b w:val="0"/>
-                <w:caps w:val="0"/>
-                <w:color w:val="3C3C3C"/>
-                <w:sz w:val="18"/>
-              </w:rPr>
-              <w:t>, with a broad top-tier healthcare crossover syndicate including a16z Bio+Health, Blackstone, RA Capital, CPP Investments, and T. Rowe Price.[2][3][5] This is a primary, new-money Series B with at least one Tier 1 lead (TCGX) joining the cap table for the first time, but ARCH is an inside co-lead, so it fits the 'near–top-tier new-money Series B+, top-tier syndicate' band rather than the pure new-money top-tier lead ideal.[3][5]</w:t>
+              <w:t>Ollin Biosciences raised an oversubscribed $330M Series B financing co-led by ARCH Venture Partners and TCGX (TCG Crossover). ARCH is a founding/inside investor, while TCGX is a new investor joining the cap table, and the round includes a top-tier syndicate (T. Rowe Price accounts, Blackstone Multi-Asset Investing, RA Capital, Monograph Capital). This fits a near–top-tier new-money Series B+ with a top-tier syndicate, but not a clean single new-money Tier 1 lead, so Score 3 vs 4.[1][3][4][6]</w:t>
             </w:r>
           </w:p>
         </w:tc>
@@ -258,7 +280,14 @@
       <w:tr>
         <w:tc>
           <w:tcPr>
-            <w:tcW w:type="dxa" w:w="2736"/>
+            <w:tcW w:type="dxa" w:w="2664"/>
+            <w:shd w:val="clear" w:color="auto" w:fill="FFFFFF"/>
+            <w:tcMar>
+              <w:top w:w="40" w:type="dxa"/>
+              <w:bottom w:w="40" w:type="dxa"/>
+              <w:left w:w="60" w:type="dxa"/>
+              <w:right w:w="60" w:type="dxa"/>
+            </w:tcMar>
             <w:tcBorders>
               <w:top w:val="nil"/>
               <w:left w:val="nil"/>
@@ -281,7 +310,14 @@
         </w:tc>
         <w:tc>
           <w:tcPr>
-            <w:tcW w:type="dxa" w:w="864"/>
+            <w:tcW w:type="dxa" w:w="792"/>
+            <w:shd w:val="clear" w:color="auto" w:fill="FFFFFF"/>
+            <w:tcMar>
+              <w:top w:w="40" w:type="dxa"/>
+              <w:bottom w:w="40" w:type="dxa"/>
+              <w:left w:w="60" w:type="dxa"/>
+              <w:right w:w="60" w:type="dxa"/>
+            </w:tcMar>
             <w:tcBorders>
               <w:top w:val="nil"/>
               <w:left w:val="nil"/>
@@ -293,18 +329,35 @@
             <w:r>
               <w:rPr>
                 <w:rFonts w:ascii="Sora" w:hAnsi="Sora"/>
-                <w:b w:val="0"/>
+                <w:b/>
                 <w:caps w:val="0"/>
                 <w:color w:val="1A1A1A"/>
                 <w:sz w:val="19"/>
               </w:rPr>
               <w:t>1</w:t>
             </w:r>
+            <w:r>
+              <w:rPr>
+                <w:rFonts w:ascii="Sora" w:hAnsi="Sora"/>
+                <w:b w:val="0"/>
+                <w:caps w:val="0"/>
+                <w:color w:val="828282"/>
+                <w:sz w:val="17"/>
+              </w:rPr>
+              <w:t xml:space="preserve"> / 4</w:t>
+            </w:r>
           </w:p>
         </w:tc>
         <w:tc>
           <w:tcPr>
-            <w:tcW w:type="dxa" w:w="6336"/>
+            <w:tcW w:type="dxa" w:w="5904"/>
+            <w:shd w:val="clear" w:color="auto" w:fill="FFFFFF"/>
+            <w:tcMar>
+              <w:top w:w="40" w:type="dxa"/>
+              <w:bottom w:w="40" w:type="dxa"/>
+              <w:left w:w="60" w:type="dxa"/>
+              <w:right w:w="60" w:type="dxa"/>
+            </w:tcMar>
             <w:tcBorders>
               <w:top w:val="nil"/>
               <w:left w:val="nil"/>
@@ -321,67 +374,7 @@
                 <w:color w:val="3C3C3C"/>
                 <w:sz w:val="18"/>
               </w:rPr>
-              <w:t xml:space="preserve">Ollin is described as a </w:t>
-            </w:r>
-            <w:r>
-              <w:rPr>
-                <w:rFonts w:ascii="Sora" w:hAnsi="Sora"/>
-                <w:b/>
-                <w:caps w:val="0"/>
-                <w:color w:val="3C3C3C"/>
-                <w:sz w:val="18"/>
-              </w:rPr>
-              <w:t>clinical-stage biotech</w:t>
-            </w:r>
-            <w:r>
-              <w:rPr>
-                <w:rFonts w:ascii="Sora" w:hAnsi="Sora"/>
-                <w:b w:val="0"/>
-                <w:caps w:val="0"/>
-                <w:color w:val="3C3C3C"/>
-                <w:sz w:val="18"/>
-              </w:rPr>
-              <w:t xml:space="preserve"> advancing best-in-disease therapies for vision-threatening diseases, with its lead asset OLN324 a next-generation </w:t>
-            </w:r>
-            <w:r>
-              <w:rPr>
-                <w:rFonts w:ascii="Sora" w:hAnsi="Sora"/>
-                <w:b/>
-                <w:caps w:val="0"/>
-                <w:color w:val="3C3C3C"/>
-                <w:sz w:val="18"/>
-              </w:rPr>
-              <w:t>VEGF/Ang2 bispecific antibody</w:t>
-            </w:r>
-            <w:r>
-              <w:rPr>
-                <w:rFonts w:ascii="Sora" w:hAnsi="Sora"/>
-                <w:b w:val="0"/>
-                <w:caps w:val="0"/>
-                <w:color w:val="3C3C3C"/>
-                <w:sz w:val="18"/>
-              </w:rPr>
-              <w:t xml:space="preserve"> for DME and wet AMD.[2][4][5] All available materials focus on biologic drug development and clinical trials, with no mention of AI, machine learning, or computational drug discovery as a core product or feature; therefore, there is </w:t>
-            </w:r>
-            <w:r>
-              <w:rPr>
-                <w:rFonts w:ascii="Sora" w:hAnsi="Sora"/>
-                <w:b/>
-                <w:caps w:val="0"/>
-                <w:color w:val="3C3C3C"/>
-                <w:sz w:val="18"/>
-              </w:rPr>
-              <w:t>no evidence of AI</w:t>
-            </w:r>
-            <w:r>
-              <w:rPr>
-                <w:rFonts w:ascii="Sora" w:hAnsi="Sora"/>
-                <w:b w:val="0"/>
-                <w:caps w:val="0"/>
-                <w:color w:val="3C3C3C"/>
-                <w:sz w:val="18"/>
-              </w:rPr>
-              <w:t xml:space="preserve"> in the value proposition.[2][3][5]</w:t>
+              <w:t>Ollin is a clinical-stage biotech advancing therapies for retinal and vision-threatening diseases, focused on OLN324 for DME and wet AMD, with no mention of AI, machine learning, or computational drug discovery as part of the core product or platform in press releases or coverage.[1][3][4][5]</w:t>
             </w:r>
           </w:p>
         </w:tc>
@@ -389,7 +382,14 @@
       <w:tr>
         <w:tc>
           <w:tcPr>
-            <w:tcW w:type="dxa" w:w="2736"/>
+            <w:tcW w:type="dxa" w:w="2664"/>
+            <w:shd w:val="clear" w:color="auto" w:fill="F5F5F5"/>
+            <w:tcMar>
+              <w:top w:w="40" w:type="dxa"/>
+              <w:bottom w:w="40" w:type="dxa"/>
+              <w:left w:w="60" w:type="dxa"/>
+              <w:right w:w="60" w:type="dxa"/>
+            </w:tcMar>
             <w:tcBorders>
               <w:top w:val="nil"/>
               <w:left w:val="nil"/>
@@ -412,7 +412,14 @@
         </w:tc>
         <w:tc>
           <w:tcPr>
-            <w:tcW w:type="dxa" w:w="864"/>
+            <w:tcW w:type="dxa" w:w="792"/>
+            <w:shd w:val="clear" w:color="auto" w:fill="F5F5F5"/>
+            <w:tcMar>
+              <w:top w:w="40" w:type="dxa"/>
+              <w:bottom w:w="40" w:type="dxa"/>
+              <w:left w:w="60" w:type="dxa"/>
+              <w:right w:w="60" w:type="dxa"/>
+            </w:tcMar>
             <w:tcBorders>
               <w:top w:val="nil"/>
               <w:left w:val="nil"/>
@@ -424,18 +431,35 @@
             <w:r>
               <w:rPr>
                 <w:rFonts w:ascii="Sora" w:hAnsi="Sora"/>
-                <w:b w:val="0"/>
+                <w:b/>
                 <w:caps w:val="0"/>
                 <w:color w:val="1A1A1A"/>
                 <w:sz w:val="19"/>
               </w:rPr>
               <w:t>1</w:t>
             </w:r>
+            <w:r>
+              <w:rPr>
+                <w:rFonts w:ascii="Sora" w:hAnsi="Sora"/>
+                <w:b w:val="0"/>
+                <w:caps w:val="0"/>
+                <w:color w:val="828282"/>
+                <w:sz w:val="17"/>
+              </w:rPr>
+              <w:t xml:space="preserve"> / 4</w:t>
+            </w:r>
           </w:p>
         </w:tc>
         <w:tc>
           <w:tcPr>
-            <w:tcW w:type="dxa" w:w="6336"/>
+            <w:tcW w:type="dxa" w:w="5904"/>
+            <w:shd w:val="clear" w:color="auto" w:fill="F5F5F5"/>
+            <w:tcMar>
+              <w:top w:w="40" w:type="dxa"/>
+              <w:bottom w:w="40" w:type="dxa"/>
+              <w:left w:w="60" w:type="dxa"/>
+              <w:right w:w="60" w:type="dxa"/>
+            </w:tcMar>
             <w:tcBorders>
               <w:top w:val="nil"/>
               <w:left w:val="nil"/>
@@ -452,47 +476,7 @@
                 <w:color w:val="3C3C3C"/>
                 <w:sz w:val="18"/>
               </w:rPr>
-              <w:t xml:space="preserve">Ollin is explicitly </w:t>
-            </w:r>
-            <w:r>
-              <w:rPr>
-                <w:rFonts w:ascii="Sora" w:hAnsi="Sora"/>
-                <w:b/>
-                <w:caps w:val="0"/>
-                <w:color w:val="3C3C3C"/>
-                <w:sz w:val="18"/>
-              </w:rPr>
-              <w:t>clinical-stage</w:t>
-            </w:r>
-            <w:r>
-              <w:rPr>
-                <w:rFonts w:ascii="Sora" w:hAnsi="Sora"/>
-                <w:b w:val="0"/>
-                <w:caps w:val="0"/>
-                <w:color w:val="3C3C3C"/>
-                <w:sz w:val="18"/>
-              </w:rPr>
-              <w:t xml:space="preserve">, raising capital to fund global Phase 3 development of OLN324 and advance another candidate into the clinic.[2][4][5] There is </w:t>
-            </w:r>
-            <w:r>
-              <w:rPr>
-                <w:rFonts w:ascii="Sora" w:hAnsi="Sora"/>
-                <w:b/>
-                <w:caps w:val="0"/>
-                <w:color w:val="3C3C3C"/>
-                <w:sz w:val="18"/>
-              </w:rPr>
-              <w:t>no public disclosure</w:t>
-            </w:r>
-            <w:r>
-              <w:rPr>
-                <w:rFonts w:ascii="Sora" w:hAnsi="Sora"/>
-                <w:b w:val="0"/>
-                <w:caps w:val="0"/>
-                <w:color w:val="3C3C3C"/>
-                <w:sz w:val="18"/>
-              </w:rPr>
-              <w:t xml:space="preserve"> of commercial revenue, growth rate, NDR, LTV/CAC, or burn, and as a pre-commercial biotech it is highly unlikely to meet the rubric bars for &gt;$25M or &gt;$50M revenue and strong unit economics; with no quantitative fundamentals data available, this dimension must be scored low by the rubric’s instruction to avoid fabricating metrics.[2][3][5]</w:t>
+              <w:t>Public information describes Ollin as a clinical-stage biotech preparing global Phase 3 trials of OLN324 and does not provide any commercial revenue, growth, NDR, LTV/CAC, or burn metrics; the company appears pre-revenue and focused on R&amp;D and clinical development.[1][3][5][6]</w:t>
             </w:r>
           </w:p>
         </w:tc>
@@ -500,7 +484,14 @@
       <w:tr>
         <w:tc>
           <w:tcPr>
-            <w:tcW w:type="dxa" w:w="2736"/>
+            <w:tcW w:type="dxa" w:w="2664"/>
+            <w:shd w:val="clear" w:color="auto" w:fill="FFFFFF"/>
+            <w:tcMar>
+              <w:top w:w="40" w:type="dxa"/>
+              <w:bottom w:w="40" w:type="dxa"/>
+              <w:left w:w="60" w:type="dxa"/>
+              <w:right w:w="60" w:type="dxa"/>
+            </w:tcMar>
             <w:tcBorders>
               <w:top w:val="nil"/>
               <w:left w:val="nil"/>
@@ -523,7 +514,14 @@
         </w:tc>
         <w:tc>
           <w:tcPr>
-            <w:tcW w:type="dxa" w:w="864"/>
+            <w:tcW w:type="dxa" w:w="792"/>
+            <w:shd w:val="clear" w:color="auto" w:fill="FFFFFF"/>
+            <w:tcMar>
+              <w:top w:w="40" w:type="dxa"/>
+              <w:bottom w:w="40" w:type="dxa"/>
+              <w:left w:w="60" w:type="dxa"/>
+              <w:right w:w="60" w:type="dxa"/>
+            </w:tcMar>
             <w:tcBorders>
               <w:top w:val="nil"/>
               <w:left w:val="nil"/>
@@ -535,18 +533,35 @@
             <w:r>
               <w:rPr>
                 <w:rFonts w:ascii="Sora" w:hAnsi="Sora"/>
-                <w:b w:val="0"/>
+                <w:b/>
                 <w:caps w:val="0"/>
                 <w:color w:val="1A1A1A"/>
                 <w:sz w:val="19"/>
               </w:rPr>
               <w:t>3</w:t>
             </w:r>
+            <w:r>
+              <w:rPr>
+                <w:rFonts w:ascii="Sora" w:hAnsi="Sora"/>
+                <w:b w:val="0"/>
+                <w:caps w:val="0"/>
+                <w:color w:val="828282"/>
+                <w:sz w:val="17"/>
+              </w:rPr>
+              <w:t xml:space="preserve"> / 4</w:t>
+            </w:r>
           </w:p>
         </w:tc>
         <w:tc>
           <w:tcPr>
-            <w:tcW w:type="dxa" w:w="6336"/>
+            <w:tcW w:type="dxa" w:w="5904"/>
+            <w:shd w:val="clear" w:color="auto" w:fill="FFFFFF"/>
+            <w:tcMar>
+              <w:top w:w="40" w:type="dxa"/>
+              <w:bottom w:w="40" w:type="dxa"/>
+              <w:left w:w="60" w:type="dxa"/>
+              <w:right w:w="60" w:type="dxa"/>
+            </w:tcMar>
             <w:tcBorders>
               <w:top w:val="nil"/>
               <w:left w:val="nil"/>
@@ -563,47 +578,7 @@
                 <w:color w:val="3C3C3C"/>
                 <w:sz w:val="18"/>
               </w:rPr>
-              <w:t xml:space="preserve">The $330M oversubscribed Series B, top-tier crossover syndicate (including TCGX, ARCH, a16z Bio+Health, RA Capital, CPP Investments, Blackstone, and T. Rowe Price), and progression into </w:t>
-            </w:r>
-            <w:r>
-              <w:rPr>
-                <w:rFonts w:ascii="Sora" w:hAnsi="Sora"/>
-                <w:b/>
-                <w:caps w:val="0"/>
-                <w:color w:val="3C3C3C"/>
-                <w:sz w:val="18"/>
-              </w:rPr>
-              <w:t>global Phase 3 trials</w:t>
-            </w:r>
-            <w:r>
-              <w:rPr>
-                <w:rFonts w:ascii="Sora" w:hAnsi="Sora"/>
-                <w:b w:val="0"/>
-                <w:caps w:val="0"/>
-                <w:color w:val="3C3C3C"/>
-                <w:sz w:val="18"/>
-              </w:rPr>
-              <w:t xml:space="preserve"> for a Vabysmo-challenger bispecific antibody indicate a credible path to a multi-billion-dollar ophthalmology franchise if Phase 3 results are successful.[3][4][5] However, as with all late-stage biotech, there remains substantial clinical, regulatory, and commercialization risk, implying </w:t>
-            </w:r>
-            <w:r>
-              <w:rPr>
-                <w:rFonts w:ascii="Sora" w:hAnsi="Sora"/>
-                <w:b/>
-                <w:caps w:val="0"/>
-                <w:color w:val="3C3C3C"/>
-                <w:sz w:val="18"/>
-              </w:rPr>
-              <w:t>&gt;3x upside potential with meaningful risk of capital loss</w:t>
-            </w:r>
-            <w:r>
-              <w:rPr>
-                <w:rFonts w:ascii="Sora" w:hAnsi="Sora"/>
-                <w:b w:val="0"/>
-                <w:caps w:val="0"/>
-                <w:color w:val="3C3C3C"/>
-                <w:sz w:val="18"/>
-              </w:rPr>
-              <w:t>, which aligns with a score of 3 rather than the low-risk 7x+ profile of score 4.[3][5]</w:t>
+              <w:t>The $330M oversubscribed Series B to fund global Phase 3 programs in large-market indications (DME and wet AMD) with a strong blue-chip investor syndicate (ARCH, TCGX, T. Rowe Price, Blackstone MAI, RA Capital, Monograph) suggests significant upside if OLN324 succeeds, but with typical high binary risk of Phase 3 biotech outcomes and capital loss, aligning with &gt;3x potential with some risk of capital loss.[1][3][4][6]</w:t>
             </w:r>
           </w:p>
         </w:tc>
@@ -611,7 +586,14 @@
       <w:tr>
         <w:tc>
           <w:tcPr>
-            <w:tcW w:type="dxa" w:w="2736"/>
+            <w:tcW w:type="dxa" w:w="2664"/>
+            <w:shd w:val="clear" w:color="auto" w:fill="F5F5F5"/>
+            <w:tcMar>
+              <w:top w:w="40" w:type="dxa"/>
+              <w:bottom w:w="40" w:type="dxa"/>
+              <w:left w:w="60" w:type="dxa"/>
+              <w:right w:w="60" w:type="dxa"/>
+            </w:tcMar>
             <w:tcBorders>
               <w:top w:val="nil"/>
               <w:left w:val="nil"/>
@@ -634,7 +616,14 @@
         </w:tc>
         <w:tc>
           <w:tcPr>
-            <w:tcW w:type="dxa" w:w="864"/>
+            <w:tcW w:type="dxa" w:w="792"/>
+            <w:shd w:val="clear" w:color="auto" w:fill="F5F5F5"/>
+            <w:tcMar>
+              <w:top w:w="40" w:type="dxa"/>
+              <w:bottom w:w="40" w:type="dxa"/>
+              <w:left w:w="60" w:type="dxa"/>
+              <w:right w:w="60" w:type="dxa"/>
+            </w:tcMar>
             <w:tcBorders>
               <w:top w:val="nil"/>
               <w:left w:val="nil"/>
@@ -646,18 +635,35 @@
             <w:r>
               <w:rPr>
                 <w:rFonts w:ascii="Sora" w:hAnsi="Sora"/>
-                <w:b w:val="0"/>
+                <w:b/>
                 <w:caps w:val="0"/>
                 <w:color w:val="1A1A1A"/>
                 <w:sz w:val="19"/>
               </w:rPr>
-              <w:t>2</w:t>
+              <w:t>1</w:t>
+            </w:r>
+            <w:r>
+              <w:rPr>
+                <w:rFonts w:ascii="Sora" w:hAnsi="Sora"/>
+                <w:b w:val="0"/>
+                <w:caps w:val="0"/>
+                <w:color w:val="828282"/>
+                <w:sz w:val="17"/>
+              </w:rPr>
+              <w:t xml:space="preserve"> / 4</w:t>
             </w:r>
           </w:p>
         </w:tc>
         <w:tc>
           <w:tcPr>
-            <w:tcW w:type="dxa" w:w="6336"/>
+            <w:tcW w:type="dxa" w:w="5904"/>
+            <w:shd w:val="clear" w:color="auto" w:fill="F5F5F5"/>
+            <w:tcMar>
+              <w:top w:w="40" w:type="dxa"/>
+              <w:bottom w:w="40" w:type="dxa"/>
+              <w:left w:w="60" w:type="dxa"/>
+              <w:right w:w="60" w:type="dxa"/>
+            </w:tcMar>
             <w:tcBorders>
               <w:top w:val="nil"/>
               <w:left w:val="nil"/>
@@ -674,47 +680,7 @@
                 <w:color w:val="3C3C3C"/>
                 <w:sz w:val="18"/>
               </w:rPr>
-              <w:t xml:space="preserve">Public announcements describe the financing only as an </w:t>
-            </w:r>
-            <w:r>
-              <w:rPr>
-                <w:rFonts w:ascii="Sora" w:hAnsi="Sora"/>
-                <w:b/>
-                <w:caps w:val="0"/>
-                <w:color w:val="3C3C3C"/>
-                <w:sz w:val="18"/>
-              </w:rPr>
-              <w:t>oversubscribed $330M Series B</w:t>
-            </w:r>
-            <w:r>
-              <w:rPr>
-                <w:rFonts w:ascii="Sora" w:hAnsi="Sora"/>
-                <w:b w:val="0"/>
-                <w:caps w:val="0"/>
-                <w:color w:val="3C3C3C"/>
-                <w:sz w:val="18"/>
-              </w:rPr>
-              <w:t xml:space="preserve"> with named leads and a broad crossover syndicate, but provide </w:t>
-            </w:r>
-            <w:r>
-              <w:rPr>
-                <w:rFonts w:ascii="Sora" w:hAnsi="Sora"/>
-                <w:b/>
-                <w:caps w:val="0"/>
-                <w:color w:val="3C3C3C"/>
-                <w:sz w:val="18"/>
-              </w:rPr>
-              <w:t>no detail</w:t>
-            </w:r>
-            <w:r>
-              <w:rPr>
-                <w:rFonts w:ascii="Sora" w:hAnsi="Sora"/>
-                <w:b w:val="0"/>
-                <w:caps w:val="0"/>
-                <w:color w:val="3C3C3C"/>
-                <w:sz w:val="18"/>
-              </w:rPr>
-              <w:t xml:space="preserve"> on SPV structure, carry, management fees, or specific time horizon/data access for prospective co-investors.[2][3][5] In the absence of explicit terms information, and given it is a standard large institutional Series B rather than a bespoke 0/10 SPV, the conservative rubric application is to assign a low-mid score reflecting generic market terms rather than specially favorable economics.[2][3][5]</w:t>
+              <w:t>No public information was found on SPV structure, carry, management fees, time horizon, or data access specific to this opportunity; only the company-side financing terms and investor list are disclosed, so there is no basis to assess ID8’s entry terms.[1][3][6]</w:t>
             </w:r>
           </w:p>
         </w:tc>
@@ -722,24 +688,30 @@
     </w:tbl>
     <w:p>
       <w:pPr>
-        <w:spacing w:after="80"/>
+        <w:spacing w:after="160"/>
       </w:pPr>
     </w:p>
     <w:p>
+      <w:pPr>
+        <w:spacing w:after="120"/>
+        <w:pBdr>
+          <w:bottom w:val="single" w:sz="6" w:color="1A1A1A" w:space="4"/>
+        </w:pBdr>
+      </w:pPr>
       <w:r>
         <w:rPr>
-          <w:rFonts w:ascii="Sora" w:hAnsi="Sora"/>
+          <w:rFonts w:ascii="Roboto Serif" w:hAnsi="Roboto Serif"/>
           <w:b/>
-          <w:caps/>
-          <w:color w:val="828282"/>
-          <w:sz w:val="17"/>
+          <w:caps w:val="0"/>
+          <w:color w:val="1A1A1A"/>
+          <w:sz w:val="24"/>
         </w:rPr>
         <w:t>RATIONALE</w:t>
       </w:r>
     </w:p>
     <w:p>
       <w:pPr>
-        <w:spacing w:after="360"/>
+        <w:spacing w:before="120" w:after="120"/>
         <w:jc w:val="both"/>
       </w:pPr>
       <w:r>
@@ -750,145 +722,168 @@
           <w:color w:val="1A1A1A"/>
           <w:sz w:val="21"/>
         </w:rPr>
-        <w:t xml:space="preserve">The deal is </w:t>
-      </w:r>
-      <w:r>
-        <w:rPr>
-          <w:rFonts w:ascii="Sora" w:hAnsi="Sora"/>
-          <w:b/>
-          <w:caps w:val="0"/>
-          <w:color w:val="1A1A1A"/>
-          <w:sz w:val="21"/>
-        </w:rPr>
-        <w:t>in scope</w:t>
-      </w:r>
-      <w:r>
-        <w:rPr>
-          <w:rFonts w:ascii="Sora" w:hAnsi="Sora"/>
-          <w:b w:val="0"/>
-          <w:caps w:val="0"/>
-          <w:color w:val="1A1A1A"/>
-          <w:sz w:val="21"/>
-        </w:rPr>
-        <w:t xml:space="preserve"> on both gates: it is a </w:t>
-      </w:r>
-      <w:r>
-        <w:rPr>
-          <w:rFonts w:ascii="Sora" w:hAnsi="Sora"/>
-          <w:b/>
-          <w:caps w:val="0"/>
-          <w:color w:val="1A1A1A"/>
-          <w:sz w:val="21"/>
-        </w:rPr>
-        <w:t>Series B</w:t>
-      </w:r>
-      <w:r>
-        <w:rPr>
-          <w:rFonts w:ascii="Sora" w:hAnsi="Sora"/>
-          <w:b w:val="0"/>
-          <w:caps w:val="0"/>
-          <w:color w:val="1A1A1A"/>
-          <w:sz w:val="21"/>
-        </w:rPr>
-        <w:t xml:space="preserve"> round and Ollin is headquartered in </w:t>
-      </w:r>
-      <w:r>
-        <w:rPr>
-          <w:rFonts w:ascii="Sora" w:hAnsi="Sora"/>
-          <w:b/>
-          <w:caps w:val="0"/>
-          <w:color w:val="1A1A1A"/>
-          <w:sz w:val="21"/>
-        </w:rPr>
-        <w:t>Austin, Texas (North America)</w:t>
-      </w:r>
-      <w:r>
-        <w:rPr>
-          <w:rFonts w:ascii="Sora" w:hAnsi="Sora"/>
-          <w:b w:val="0"/>
-          <w:caps w:val="0"/>
-          <w:color w:val="1A1A1A"/>
-          <w:sz w:val="21"/>
-        </w:rPr>
-        <w:t xml:space="preserve">.[2][3] It aligns strongly with ID8’s thesis on lead/round dynamics, as the $330M primary Series B is co-led by </w:t>
-      </w:r>
-      <w:r>
-        <w:rPr>
-          <w:rFonts w:ascii="Sora" w:hAnsi="Sora"/>
-          <w:b/>
-          <w:caps w:val="0"/>
-          <w:color w:val="1A1A1A"/>
-          <w:sz w:val="21"/>
-        </w:rPr>
-        <w:t>new-money Tier 1 investor TCGX</w:t>
-      </w:r>
-      <w:r>
-        <w:rPr>
-          <w:rFonts w:ascii="Sora" w:hAnsi="Sora"/>
-          <w:b w:val="0"/>
-          <w:caps w:val="0"/>
-          <w:color w:val="1A1A1A"/>
-          <w:sz w:val="21"/>
-        </w:rPr>
-        <w:t xml:space="preserve"> alongside inside founding investor ARCH, and supported by a top-tier crossover syndicate including a16z Bio+Health, RA Capital, CPP Investments, Blackstone, and T. Rowe Price, though the presence of an inside co-lead keeps it just below the ideal pure new-money top-tier lead definition.[3][5] Fundamentals are inherently weak/unknown as a pre-commercial clinical-stage biotech, and there is no AI component, but the oversubscribed, Phase 3–stage ophthalmology program backed by leading healthcare investors supports a high-upside (&gt;3x) but high-risk return profile; terms cannot be evaluated beyond generic assumptions due to lack of public detail.[2][3][5]</w:t>
+        <w:t>The deal passes both gates: it is a large Series B round and Ollin is headquartered in Austin, TX (North America), so it is in-scope.[1][3] It partially aligns with ID8’s thesis in that a Tier 1 crossover investor (TCGX) is joining as a new-money co-lead at Series B alongside existing Tier 1 ARCH, supported by a strong late-stage biotech syndicate, but it is not a clean single new-money Tier 1 lead. Overall fit is moderate: strong round dynamics and upside in a big ophthalmology market, but no AI component, limited visibility on fundamentals beyond being clinical-stage/pre-revenue, and no information on ID8-specific terms.</w:t>
       </w:r>
     </w:p>
     <w:p>
+      <w:pPr>
+        <w:spacing w:before="80"/>
+      </w:pPr>
       <w:r>
         <w:rPr>
           <w:rFonts w:ascii="Sora" w:hAnsi="Sora"/>
           <w:b w:val="0"/>
           <w:caps w:val="0"/>
           <w:color w:val="828282"/>
-          <w:sz w:val="17"/>
+          <w:sz w:val="18"/>
         </w:rPr>
-        <w:t>Confidence: medium   ·   Screened 2026-06-29   ·   ID8 Investments — Confidential</w:t>
-      </w:r>
-    </w:p>
-    <w:p>
-      <w:r>
-        <w:drawing>
-          <wp:inline xmlns:a="http://schemas.openxmlformats.org/drawingml/2006/main" xmlns:pic="http://schemas.openxmlformats.org/drawingml/2006/picture">
-            <wp:extent cx="731520" cy="72277"/>
-            <wp:docPr id="1" name="Picture 1"/>
-            <wp:cNvGraphicFramePr>
-              <a:graphicFrameLocks noChangeAspect="1"/>
-            </wp:cNvGraphicFramePr>
-            <a:graphic>
-              <a:graphicData uri="http://schemas.openxmlformats.org/drawingml/2006/picture">
-                <pic:pic>
-                  <pic:nvPicPr>
-                    <pic:cNvPr id="0" name="id8_charcoal.png"/>
-                    <pic:cNvPicPr/>
-                  </pic:nvPicPr>
-                  <pic:blipFill>
-                    <a:blip r:embed="rId9"/>
-                    <a:stretch>
-                      <a:fillRect/>
-                    </a:stretch>
-                  </pic:blipFill>
-                  <pic:spPr>
-                    <a:xfrm>
-                      <a:off x="0" y="0"/>
-                      <a:ext cx="731520" cy="72277"/>
-                    </a:xfrm>
-                    <a:prstGeom prst="rect"/>
-                  </pic:spPr>
-                </pic:pic>
-              </a:graphicData>
-            </a:graphic>
-          </wp:inline>
-        </w:drawing>
+        <w:t>Confidence: medium</w:t>
       </w:r>
     </w:p>
     <w:sectPr>
+      <w:footerReference w:type="default" r:id="rId9"/>
+      <w:headerReference w:type="default" r:id="rId10"/>
       <w:pgSz w:w="12240" w:h="15840"/>
-      <w:pgMar w:top="1080" w:right="1296" w:bottom="1080" w:left="1296" w:header="720" w:footer="720" w:gutter="0"/>
+      <w:pgMar w:top="1440" w:right="1440" w:bottom="1440" w:left="1440" w:header="720" w:footer="720" w:gutter="0"/>
       <w:cols w:space="720"/>
       <w:docGrid w:linePitch="360"/>
     </w:sectPr>
   </w:body>
 </w:document>
+</file>
+
+<file path=word/footer1.xml><?xml version="1.0" encoding="utf-8"?>
+<w:ftr xmlns:m="http://schemas.openxmlformats.org/officeDocument/2006/math" xmlns:mc="http://schemas.openxmlformats.org/markup-compatibility/2006" xmlns:mo="http://schemas.microsoft.com/office/mac/office/2008/main" xmlns:mv="urn:schemas-microsoft-com:mac:vml" xmlns:o="urn:schemas-microsoft-com:office:office" xmlns:r="http://schemas.openxmlformats.org/officeDocument/2006/relationships" xmlns:v="urn:schemas-microsoft-com:vml" xmlns:w10="urn:schemas-microsoft-com:office:word" xmlns:w14="http://schemas.microsoft.com/office/word/2010/wordml" xmlns:w="http://schemas.openxmlformats.org/wordprocessingml/2006/main" xmlns:wne="http://schemas.microsoft.com/office/word/2006/wordml" xmlns:wp14="http://schemas.microsoft.com/office/word/2010/wordprocessingDrawing" xmlns:wp="http://schemas.openxmlformats.org/drawingml/2006/wordprocessingDrawing" xmlns:wpc="http://schemas.microsoft.com/office/word/2010/wordprocessingCanvas" xmlns:wpg="http://schemas.microsoft.com/office/word/2010/wordprocessingGroup" xmlns:wpi="http://schemas.microsoft.com/office/word/2010/wordprocessingInk" xmlns:wps="http://schemas.microsoft.com/office/word/2010/wordprocessingShape" mc:Ignorable="w14 wp14">
+  <w:p>
+    <w:pPr>
+      <w:pStyle w:val="Footer"/>
+      <w:jc w:val="center"/>
+    </w:pPr>
+    <w:r>
+      <w:rPr>
+        <w:rFonts w:ascii="Sora" w:hAnsi="Sora"/>
+        <w:b w:val="0"/>
+        <w:caps w:val="0"/>
+        <w:color w:val="828282"/>
+        <w:sz w:val="17"/>
+      </w:rPr>
+      <w:t xml:space="preserve">Page </w:t>
+    </w:r>
+    <w:fldChar w:fldCharType="begin"/>
+    <w:instrText xml:space="preserve"> PAGE </w:instrText>
+    <w:fldChar w:fldCharType="end"/>
+    <w:r>
+      <w:rPr>
+        <w:rFonts w:ascii="Sora" w:hAnsi="Sora"/>
+        <w:b w:val="0"/>
+        <w:caps w:val="0"/>
+        <w:color w:val="828282"/>
+        <w:sz w:val="17"/>
+      </w:rPr>
+      <w:t xml:space="preserve"> of </w:t>
+    </w:r>
+    <w:fldChar w:fldCharType="begin"/>
+    <w:instrText xml:space="preserve"> NUMPAGES </w:instrText>
+    <w:fldChar w:fldCharType="end"/>
+  </w:p>
+</w:ftr>
+</file>
+
+<file path=word/header1.xml><?xml version="1.0" encoding="utf-8"?>
+<w:hdr xmlns:m="http://schemas.openxmlformats.org/officeDocument/2006/math" xmlns:mc="http://schemas.openxmlformats.org/markup-compatibility/2006" xmlns:mo="http://schemas.microsoft.com/office/mac/office/2008/main" xmlns:mv="urn:schemas-microsoft-com:mac:vml" xmlns:o="urn:schemas-microsoft-com:office:office" xmlns:r="http://schemas.openxmlformats.org/officeDocument/2006/relationships" xmlns:v="urn:schemas-microsoft-com:vml" xmlns:w10="urn:schemas-microsoft-com:office:word" xmlns:w14="http://schemas.microsoft.com/office/word/2010/wordml" xmlns:w="http://schemas.openxmlformats.org/wordprocessingml/2006/main" xmlns:wne="http://schemas.microsoft.com/office/word/2006/wordml" xmlns:wp14="http://schemas.microsoft.com/office/word/2010/wordprocessingDrawing" xmlns:wp="http://schemas.openxmlformats.org/drawingml/2006/wordprocessingDrawing" xmlns:wpc="http://schemas.microsoft.com/office/word/2010/wordprocessingCanvas" xmlns:wpg="http://schemas.microsoft.com/office/word/2010/wordprocessingGroup" xmlns:wpi="http://schemas.microsoft.com/office/word/2010/wordprocessingInk" xmlns:wps="http://schemas.microsoft.com/office/word/2010/wordprocessingShape" mc:Ignorable="w14 wp14">
+  <w:p>
+    <w:pPr>
+      <w:pStyle w:val="Header"/>
+    </w:pPr>
+  </w:p>
+  <w:tbl>
+    <w:tblPr>
+      <w:tblW w:type="auto" w:w="0"/>
+      <w:tblLayout w:type="fixed"/>
+      <w:tblLook w:firstColumn="1" w:firstRow="1" w:lastColumn="0" w:lastRow="0" w:noHBand="0" w:noVBand="1" w:val="04A0"/>
+    </w:tblPr>
+    <w:tblGrid>
+      <w:gridCol w:w="1440"/>
+      <w:gridCol w:w="7920"/>
+    </w:tblGrid>
+    <w:tr>
+      <w:tc>
+        <w:tcPr>
+          <w:tcW w:type="dxa" w:w="4680"/>
+          <w:tcBorders>
+            <w:top w:val="nil"/>
+            <w:left w:val="nil"/>
+            <w:right w:val="nil"/>
+            <w:bottom w:val="single" w:sz="4" w:color="1A1A1A"/>
+          </w:tcBorders>
+        </w:tcPr>
+        <w:p>
+          <w:r>
+            <w:drawing>
+              <wp:inline xmlns:a="http://schemas.openxmlformats.org/drawingml/2006/main" xmlns:pic="http://schemas.openxmlformats.org/drawingml/2006/picture">
+                <wp:extent cx="594360" cy="58725"/>
+                <wp:docPr id="1" name="Picture 1"/>
+                <wp:cNvGraphicFramePr>
+                  <a:graphicFrameLocks noChangeAspect="1"/>
+                </wp:cNvGraphicFramePr>
+                <a:graphic>
+                  <a:graphicData uri="http://schemas.openxmlformats.org/drawingml/2006/picture">
+                    <pic:pic>
+                      <pic:nvPicPr>
+                        <pic:cNvPr id="0" name="id8_charcoal.png"/>
+                        <pic:cNvPicPr/>
+                      </pic:nvPicPr>
+                      <pic:blipFill>
+                        <a:blip r:embed="rId1"/>
+                        <a:stretch>
+                          <a:fillRect/>
+                        </a:stretch>
+                      </pic:blipFill>
+                      <pic:spPr>
+                        <a:xfrm>
+                          <a:off x="0" y="0"/>
+                          <a:ext cx="594360" cy="58725"/>
+                        </a:xfrm>
+                        <a:prstGeom prst="rect"/>
+                      </pic:spPr>
+                    </pic:pic>
+                  </a:graphicData>
+                </a:graphic>
+              </wp:inline>
+            </w:drawing>
+          </w:r>
+        </w:p>
+      </w:tc>
+      <w:tc>
+        <w:tcPr>
+          <w:tcW w:type="dxa" w:w="4680"/>
+          <w:tcBorders>
+            <w:top w:val="nil"/>
+            <w:left w:val="nil"/>
+            <w:right w:val="nil"/>
+            <w:bottom w:val="single" w:sz="4" w:color="1A1A1A"/>
+          </w:tcBorders>
+        </w:tcPr>
+        <w:p>
+          <w:pPr>
+            <w:spacing w:before="80"/>
+            <w:jc w:val="right"/>
+          </w:pPr>
+          <w:r>
+            <w:rPr>
+              <w:rFonts w:ascii="Sora" w:hAnsi="Sora"/>
+              <w:b w:val="0"/>
+              <w:caps/>
+              <w:color w:val="828282"/>
+              <w:sz w:val="16"/>
+            </w:rPr>
+            <w:t>DEAL SCREEN  ·  ID8 INVESTMENTS  ·  CONFIDENTIAL</w:t>
+          </w:r>
+        </w:p>
+      </w:tc>
+    </w:tr>
+  </w:tbl>
+</w:hdr>
 </file>
 
 <file path=word/numbering.xml><?xml version="1.0" encoding="utf-8"?>

--- a/hub/static/research/companies/ollin.docx
+++ b/hub/static/research/companies/ollin.docx
@@ -77,7 +77,7 @@
           <w:color w:val="1A1A1A"/>
           <w:sz w:val="32"/>
         </w:rPr>
-        <w:t>1.8 / 4.0</w:t>
+        <w:t>2.0 / 4.0</w:t>
       </w:r>
       <w:r>
         <w:rPr>
@@ -272,7 +272,7 @@
                 <w:color w:val="3C3C3C"/>
                 <w:sz w:val="18"/>
               </w:rPr>
-              <w:t>Ollin Biosciences raised an oversubscribed $330M Series B financing co-led by ARCH Venture Partners and TCGX (TCG Crossover). ARCH is a founding/inside investor, while TCGX is a new investor joining the cap table, and the round includes a top-tier syndicate (T. Rowe Price accounts, Blackstone Multi-Asset Investing, RA Capital, Monograph Capital). This fits a near–top-tier new-money Series B+ with a top-tier syndicate, but not a clean single new-money Tier 1 lead, so Score 3 vs 4.[1][3][4][6]</w:t>
+              <w:t>Series B round, oversubscribed $330M, co-led by ARCH Venture Partners and TCGX, with participation from T. Rowe Price, Blackstone, RA Capital, Monograph and others, forming a top-tier syndicate.[1][3][4][6]</w:t>
             </w:r>
           </w:p>
         </w:tc>
@@ -374,7 +374,7 @@
                 <w:color w:val="3C3C3C"/>
                 <w:sz w:val="18"/>
               </w:rPr>
-              <w:t>Ollin is a clinical-stage biotech advancing therapies for retinal and vision-threatening diseases, focused on OLN324 for DME and wet AMD, with no mention of AI, machine learning, or computational drug discovery as part of the core product or platform in press releases or coverage.[1][3][4][5]</w:t>
+              <w:t>Ollin Biosciences is a clinical-stage biotech focused on retinal/vision-threatening eye diseases and development of drug candidate OLN324; no evidence of AI-based products or core AI technology in its value proposition.[1][3][4][5]</w:t>
             </w:r>
           </w:p>
         </w:tc>
@@ -476,7 +476,7 @@
                 <w:color w:val="3C3C3C"/>
                 <w:sz w:val="18"/>
               </w:rPr>
-              <w:t>Public information describes Ollin as a clinical-stage biotech preparing global Phase 3 trials of OLN324 and does not provide any commercial revenue, growth, NDR, LTV/CAC, or burn metrics; the company appears pre-revenue and focused on R&amp;D and clinical development.[1][3][5][6]</w:t>
+              <w:t>Company is described as a clinical-stage biotech preparing global Phase 3 trials of OLN324; no disclosures of revenue, growth, unit economics (NDR, LTV/CAC), or burn, and as a typical pre-commercial biotech it is unlikely to have material revenue.[1][3][5][6]</w:t>
             </w:r>
           </w:p>
         </w:tc>
@@ -578,7 +578,7 @@
                 <w:color w:val="3C3C3C"/>
                 <w:sz w:val="18"/>
               </w:rPr>
-              <w:t>The $330M oversubscribed Series B to fund global Phase 3 programs in large-market indications (DME and wet AMD) with a strong blue-chip investor syndicate (ARCH, TCGX, T. Rowe Price, Blackstone MAI, RA Capital, Monograph) suggests significant upside if OLN324 succeeds, but with typical high binary risk of Phase 3 biotech outcomes and capital loss, aligning with &gt;3x potential with some risk of capital loss.[1][3][4][6]</w:t>
+              <w:t>Oversubscribed $330M Series B with multiple top-tier public crossover and biotech investors backing late-stage (Phase 3) development of a potential competitor to Roche’s Vabysmo in DME and wet AMD, indicating &gt;3x return potential but with substantial clinical and regulatory risk of capital loss typical of biotech.[1][3][4][6]</w:t>
             </w:r>
           </w:p>
         </w:tc>
@@ -640,7 +640,7 @@
                 <w:color w:val="1A1A1A"/>
                 <w:sz w:val="19"/>
               </w:rPr>
-              <w:t>1</w:t>
+              <w:t>2</w:t>
             </w:r>
             <w:r>
               <w:rPr>
@@ -680,7 +680,7 @@
                 <w:color w:val="3C3C3C"/>
                 <w:sz w:val="18"/>
               </w:rPr>
-              <w:t>No public information was found on SPV structure, carry, management fees, time horizon, or data access specific to this opportunity; only the company-side financing terms and investor list are disclosed, so there is no basis to assess ID8’s entry terms.[1][3][6]</w:t>
+              <w:t>Public information only notes the round size, stage, and lead investors; there is no visibility into SPV economics, carry/fees, time horizon, or data access for ID8, so terms cannot be assessed and must be conservatively scored low.[1][3][6]</w:t>
             </w:r>
           </w:p>
         </w:tc>
@@ -722,7 +722,7 @@
           <w:color w:val="1A1A1A"/>
           <w:sz w:val="21"/>
         </w:rPr>
-        <w:t>The deal passes both gates: it is a large Series B round and Ollin is headquartered in Austin, TX (North America), so it is in-scope.[1][3] It partially aligns with ID8’s thesis in that a Tier 1 crossover investor (TCGX) is joining as a new-money co-lead at Series B alongside existing Tier 1 ARCH, supported by a strong late-stage biotech syndicate, but it is not a clean single new-money Tier 1 lead. Overall fit is moderate: strong round dynamics and upside in a big ophthalmology market, but no AI component, limited visibility on fundamentals beyond being clinical-stage/pre-revenue, and no information on ID8-specific terms.</w:t>
+        <w:t>The deal is in scope on stage (Series B) and geography (Austin, TX, USA) and features a large, oversubscribed round co-led by top-tier crossover/venture investors with a strong syndicate, aligning directionally with ID8’s preference for Tier 1-led Series B rounds.[1][3][4] However, ARCH appears to be a founding/inside investor co-leading alongside new-money TCGX, and the company is a non-AI, pre-commercial biotech with limited visible operating fundamentals, so it only partially aligns with the core thesis of new-money Tier 1 leads into growth-stage businesses with clearer economic traction.[3][4] Overall fit is driven by strong round dynamics and perceived return potential, but lack of AI, opaque fundamentals, and unknown SPV terms constrain the score.</w:t>
       </w:r>
     </w:p>
     <w:p>

--- a/hub/static/research/companies/ollin.docx
+++ b/hub/static/research/companies/ollin.docx
@@ -77,7 +77,7 @@
           <w:color w:val="1A1A1A"/>
           <w:sz w:val="32"/>
         </w:rPr>
-        <w:t>2.0 / 4.0</w:t>
+        <w:t>2.2 / 4.0</w:t>
       </w:r>
       <w:r>
         <w:rPr>
@@ -232,7 +232,7 @@
                 <w:color w:val="1A1A1A"/>
                 <w:sz w:val="19"/>
               </w:rPr>
-              <w:t>3</w:t>
+              <w:t>2</w:t>
             </w:r>
             <w:r>
               <w:rPr>
@@ -272,7 +272,7 @@
                 <w:color w:val="3C3C3C"/>
                 <w:sz w:val="18"/>
               </w:rPr>
-              <w:t>Series B round, oversubscribed $330M, co-led by ARCH Venture Partners and TCGX, with participation from T. Rowe Price, Blackstone, RA Capital, Monograph and others, forming a top-tier syndicate.[1][3][4][6]</w:t>
+              <w:t>The round is Series B and co-led by ARCH Venture Partners and TCGX, with reporting that TCGX is a new investor while ARCH is a founding/inside investor, so this is not a clean new-money-only lead and fits the near-top-tier new-money/co-lead band rather than the top anchor. [3][4][5]</w:t>
             </w:r>
           </w:p>
         </w:tc>
@@ -374,7 +374,7 @@
                 <w:color w:val="3C3C3C"/>
                 <w:sz w:val="18"/>
               </w:rPr>
-              <w:t>Ollin Biosciences is a clinical-stage biotech focused on retinal/vision-threatening eye diseases and development of drug candidate OLN324; no evidence of AI-based products or core AI technology in its value proposition.[1][3][4][5]</w:t>
+              <w:t>Ollin Biosciences is described as a clinical-stage ophthalmology/biotech company advancing therapies for vision-threatening diseases; no evidence found that AI is part of the product or core value proposition. [2][3][6]</w:t>
             </w:r>
           </w:p>
         </w:tc>
@@ -436,7 +436,7 @@
                 <w:color w:val="1A1A1A"/>
                 <w:sz w:val="19"/>
               </w:rPr>
-              <w:t>1</w:t>
+              <w:t>2</w:t>
             </w:r>
             <w:r>
               <w:rPr>
@@ -476,7 +476,7 @@
                 <w:color w:val="3C3C3C"/>
                 <w:sz w:val="18"/>
               </w:rPr>
-              <w:t>Company is described as a clinical-stage biotech preparing global Phase 3 trials of OLN324; no disclosures of revenue, growth, unit economics (NDR, LTV/CAC), or burn, and as a typical pre-commercial biotech it is unlikely to have material revenue.[1][3][5][6]</w:t>
+              <w:t>The company disclosed a $330 million Series B to advance global Phase 3 development, which signals strong financing support, but the results do not provide revenue, growth, NDR, LTV/CAC, or burn metrics needed to reach the higher rubric bars. [3][4][8]</w:t>
             </w:r>
           </w:p>
         </w:tc>
@@ -578,7 +578,7 @@
                 <w:color w:val="3C3C3C"/>
                 <w:sz w:val="18"/>
               </w:rPr>
-              <w:t>Oversubscribed $330M Series B with multiple top-tier public crossover and biotech investors backing late-stage (Phase 3) development of a potential competitor to Roche’s Vabysmo in DME and wet AMD, indicating &gt;3x return potential but with substantial clinical and regulatory risk of capital loss typical of biotech.[1][3][4][6]</w:t>
+              <w:t>This is a large, oversubscribed Series B for a clinical-stage biotech with late-stage ophthalmology assets, which supports meaningful upside if the program succeeds, but the public evidence does not justify assuming the &gt;7x / low-loss profile needed for a 4. [2][3][6]</w:t>
             </w:r>
           </w:p>
         </w:tc>
@@ -640,7 +640,7 @@
                 <w:color w:val="1A1A1A"/>
                 <w:sz w:val="19"/>
               </w:rPr>
-              <w:t>2</w:t>
+              <w:t>3</w:t>
             </w:r>
             <w:r>
               <w:rPr>
@@ -680,7 +680,7 @@
                 <w:color w:val="3C3C3C"/>
                 <w:sz w:val="18"/>
               </w:rPr>
-              <w:t>Public information only notes the round size, stage, and lead investors; there is no visibility into SPV economics, carry/fees, time horizon, or data access for ID8, so terms cannot be assessed and must be conservatively scored low.[1][3][6]</w:t>
+              <w:t>No evidence found of punitive fees, SPV layering, or unusually short time horizon; the round was a standard primary Series B financing, and no adverse terms were reported in the available sources. [3][4][8]</w:t>
             </w:r>
           </w:p>
         </w:tc>
@@ -722,7 +722,7 @@
           <w:color w:val="1A1A1A"/>
           <w:sz w:val="21"/>
         </w:rPr>
-        <w:t>The deal is in scope on stage (Series B) and geography (Austin, TX, USA) and features a large, oversubscribed round co-led by top-tier crossover/venture investors with a strong syndicate, aligning directionally with ID8’s preference for Tier 1-led Series B rounds.[1][3][4] However, ARCH appears to be a founding/inside investor co-leading alongside new-money TCGX, and the company is a non-AI, pre-commercial biotech with limited visible operating fundamentals, so it only partially aligns with the core thesis of new-money Tier 1 leads into growth-stage businesses with clearer economic traction.[3][4] Overall fit is driven by strong round dynamics and perceived return potential, but lack of AI, opaque fundamentals, and unknown SPV terms constrain the score.</w:t>
+        <w:t xml:space="preserve">Ollin is in-scope on both gate checks: it is a Series B and is headquartered in Austin, Texas. The deal aligns with ID8's thesis on round quality because ARCH and TCGX are top-tier investors and TCGX is the new-money co-lead, but it does not perfectly match the strongest version of the thesis because ARCH is an existing/founding investor rather than a purely first-time lead. </w:t>
       </w:r>
     </w:p>
     <w:p>

--- a/hub/static/research/companies/ollin.docx
+++ b/hub/static/research/companies/ollin.docx
@@ -77,7 +77,7 @@
           <w:color w:val="1A1A1A"/>
           <w:sz w:val="32"/>
         </w:rPr>
-        <w:t>2.2 / 4.0</w:t>
+        <w:t>2.4 / 4.0</w:t>
       </w:r>
       <w:r>
         <w:rPr>
@@ -232,7 +232,7 @@
                 <w:color w:val="1A1A1A"/>
                 <w:sz w:val="19"/>
               </w:rPr>
-              <w:t>2</w:t>
+              <w:t>4</w:t>
             </w:r>
             <w:r>
               <w:rPr>
@@ -272,7 +272,47 @@
                 <w:color w:val="3C3C3C"/>
                 <w:sz w:val="18"/>
               </w:rPr>
-              <w:t>The round is Series B and co-led by ARCH Venture Partners and TCGX, with reporting that TCGX is a new investor while ARCH is a founding/inside investor, so this is not a clean new-money-only lead and fits the near-top-tier new-money/co-lead band rather than the top anchor. [3][4][5]</w:t>
+              <w:t xml:space="preserve">Ollin Biosciences raised an oversubscribed $330M </w:t>
+            </w:r>
+            <w:r>
+              <w:rPr>
+                <w:rFonts w:ascii="Sora" w:hAnsi="Sora"/>
+                <w:b/>
+                <w:caps w:val="0"/>
+                <w:color w:val="3C3C3C"/>
+                <w:sz w:val="18"/>
+              </w:rPr>
+              <w:t>Series B</w:t>
+            </w:r>
+            <w:r>
+              <w:rPr>
+                <w:rFonts w:ascii="Sora" w:hAnsi="Sora"/>
+                <w:b w:val="0"/>
+                <w:caps w:val="0"/>
+                <w:color w:val="3C3C3C"/>
+                <w:sz w:val="18"/>
+              </w:rPr>
+              <w:t xml:space="preserve"> round co-led by ARCH Venture Partners and TCGX, with participation from T. Rowe Price, Blackstone, RA Capital, and Monograph Capital, all in a primary financing to fund Phase 3 trials.[3][4][9] ARCH is a founding/inside investor, but TCGX is a </w:t>
+            </w:r>
+            <w:r>
+              <w:rPr>
+                <w:rFonts w:ascii="Sora" w:hAnsi="Sora"/>
+                <w:b/>
+                <w:caps w:val="0"/>
+                <w:color w:val="3C3C3C"/>
+                <w:sz w:val="18"/>
+              </w:rPr>
+              <w:t>new-money Tier 1 crossover</w:t>
+            </w:r>
+            <w:r>
+              <w:rPr>
+                <w:rFonts w:ascii="Sora" w:hAnsi="Sora"/>
+                <w:b w:val="0"/>
+                <w:caps w:val="0"/>
+                <w:color w:val="3C3C3C"/>
+                <w:sz w:val="18"/>
+              </w:rPr>
+              <w:t xml:space="preserve"> co-lead joining the cap table for the first time, and the round is a large, clean late-stage primary biotech financing, which fits the rubric’s ‘new-money top-tier lead, primary, Series B+’ anchor.[3][4][6]</w:t>
             </w:r>
           </w:p>
         </w:tc>
@@ -374,7 +414,27 @@
                 <w:color w:val="3C3C3C"/>
                 <w:sz w:val="18"/>
               </w:rPr>
-              <w:t>Ollin Biosciences is described as a clinical-stage ophthalmology/biotech company advancing therapies for vision-threatening diseases; no evidence found that AI is part of the product or core value proposition. [2][3][6]</w:t>
+              <w:t xml:space="preserve">Ollin is described as a </w:t>
+            </w:r>
+            <w:r>
+              <w:rPr>
+                <w:rFonts w:ascii="Sora" w:hAnsi="Sora"/>
+                <w:b/>
+                <w:caps w:val="0"/>
+                <w:color w:val="3C3C3C"/>
+                <w:sz w:val="18"/>
+              </w:rPr>
+              <w:t>clinical-stage biotech</w:t>
+            </w:r>
+            <w:r>
+              <w:rPr>
+                <w:rFonts w:ascii="Sora" w:hAnsi="Sora"/>
+                <w:b w:val="0"/>
+                <w:caps w:val="0"/>
+                <w:color w:val="3C3C3C"/>
+                <w:sz w:val="18"/>
+              </w:rPr>
+              <w:t xml:space="preserve"> developing biologic therapies (e.g., VEGF/Ang2 and TSHR/IGF-1R bispecific antibodies) for ophthalmic and thyroid eye diseases, with no mention of AI, machine learning, or software-driven discovery as part of the core value proposition.[4][5][8] No evidence of AI features or positioning as an AI company was found in press releases or coverage.[4][5][6]</w:t>
             </w:r>
           </w:p>
         </w:tc>
@@ -436,7 +496,7 @@
                 <w:color w:val="1A1A1A"/>
                 <w:sz w:val="19"/>
               </w:rPr>
-              <w:t>2</w:t>
+              <w:t>1</w:t>
             </w:r>
             <w:r>
               <w:rPr>
@@ -476,7 +536,27 @@
                 <w:color w:val="3C3C3C"/>
                 <w:sz w:val="18"/>
               </w:rPr>
-              <w:t>The company disclosed a $330 million Series B to advance global Phase 3 development, which signals strong financing support, but the results do not provide revenue, growth, NDR, LTV/CAC, or burn metrics needed to reach the higher rubric bars. [3][4][8]</w:t>
+              <w:t xml:space="preserve">Ollin is a </w:t>
+            </w:r>
+            <w:r>
+              <w:rPr>
+                <w:rFonts w:ascii="Sora" w:hAnsi="Sora"/>
+                <w:b/>
+                <w:caps w:val="0"/>
+                <w:color w:val="3C3C3C"/>
+                <w:sz w:val="18"/>
+              </w:rPr>
+              <w:t>clinical-stage</w:t>
+            </w:r>
+            <w:r>
+              <w:rPr>
+                <w:rFonts w:ascii="Sora" w:hAnsi="Sora"/>
+                <w:b w:val="0"/>
+                <w:caps w:val="0"/>
+                <w:color w:val="3C3C3C"/>
+                <w:sz w:val="18"/>
+              </w:rPr>
+              <w:t xml:space="preserve"> company using the $330M Series B primarily to fund global Phase 3 development of OLN324 in DME and wet AMD and to advance OLN102 into the clinic.[4][5][3] There is no disclosed product revenue, growth metrics, NDR, LTV/CAC, or burn profile in public sources, consistent with a pre-commercial biotech whose fundamentals are driven by clinical and regulatory milestones rather than cash-flow metrics.[4][5][8]</w:t>
             </w:r>
           </w:p>
         </w:tc>
@@ -578,7 +658,7 @@
                 <w:color w:val="3C3C3C"/>
                 <w:sz w:val="18"/>
               </w:rPr>
-              <w:t>This is a large, oversubscribed Series B for a clinical-stage biotech with late-stage ophthalmology assets, which supports meaningful upside if the program succeeds, but the public evidence does not justify assuming the &gt;7x / low-loss profile needed for a 4. [2][3][6]</w:t>
+              <w:t>The round size ($330M), oversubscription, and participation from top-tier biotech and crossover investors (ARCH, TCGX, T. Rowe Price, Blackstone, RA Capital, Monograph) indicate expectations of significant value creation around pivotal Phase 3 data and potential registration in large indications (DME, wet AMD, TED, Graves’ disease).[3][4][5][6][8] As with most clinical-stage biotech, there is material risk of capital loss due to trial, regulatory, and competitive risks (e.g., competing with Roche’s Vabysmo), but successful Phase 3 outcomes in large markets could plausibly support &gt;3x outcomes, fitting the ‘&gt;3x potential, with some risk of capital loss’ band.[3][6][8]</w:t>
             </w:r>
           </w:p>
         </w:tc>
@@ -680,7 +760,27 @@
                 <w:color w:val="3C3C3C"/>
                 <w:sz w:val="18"/>
               </w:rPr>
-              <w:t>No evidence found of punitive fees, SPV layering, or unusually short time horizon; the round was a standard primary Series B financing, and no adverse terms were reported in the available sources. [3][4][8]</w:t>
+              <w:t xml:space="preserve">Public information describes a standard oversubscribed institutional </w:t>
+            </w:r>
+            <w:r>
+              <w:rPr>
+                <w:rFonts w:ascii="Sora" w:hAnsi="Sora"/>
+                <w:b/>
+                <w:caps w:val="0"/>
+                <w:color w:val="3C3C3C"/>
+                <w:sz w:val="18"/>
+              </w:rPr>
+              <w:t>Series B primary equity round</w:t>
+            </w:r>
+            <w:r>
+              <w:rPr>
+                <w:rFonts w:ascii="Sora" w:hAnsi="Sora"/>
+                <w:b w:val="0"/>
+                <w:caps w:val="0"/>
+                <w:color w:val="3C3C3C"/>
+                <w:sz w:val="18"/>
+              </w:rPr>
+              <w:t xml:space="preserve"> led by ARCH and TCGX with a top-tier syndicate, with no indication of complex SPV structures, multi-layer fees, or unusual time horizons.[3][4][9] Specific fee/carry terms are not disclosed, but the structure appears to align with a normal late-stage biotech primary financing, so for an ID8 SPV this would typically map to a 0/10 SPV-like structure with reasonable horizon and some data (Phase 2 data leading into Phase 3), justifying a mid-level score absent contrary evidence.[3][4]</w:t>
             </w:r>
           </w:p>
         </w:tc>
@@ -722,7 +822,47 @@
           <w:color w:val="1A1A1A"/>
           <w:sz w:val="21"/>
         </w:rPr>
-        <w:t xml:space="preserve">Ollin is in-scope on both gate checks: it is a Series B and is headquartered in Austin, Texas. The deal aligns with ID8's thesis on round quality because ARCH and TCGX are top-tier investors and TCGX is the new-money co-lead, but it does not perfectly match the strongest version of the thesis because ARCH is an existing/founding investor rather than a purely first-time lead. </w:t>
+        <w:t xml:space="preserve">Ollin Biosciences is a U.S.-based clinical-stage ophthalmology biotech headquartered in Austin, TX, raising a large, oversubscribed </w:t>
+      </w:r>
+      <w:r>
+        <w:rPr>
+          <w:rFonts w:ascii="Sora" w:hAnsi="Sora"/>
+          <w:b/>
+          <w:caps w:val="0"/>
+          <w:color w:val="1A1A1A"/>
+          <w:sz w:val="21"/>
+        </w:rPr>
+        <w:t>Series B</w:t>
+      </w:r>
+      <w:r>
+        <w:rPr>
+          <w:rFonts w:ascii="Sora" w:hAnsi="Sora"/>
+          <w:b w:val="0"/>
+          <w:caps w:val="0"/>
+          <w:color w:val="1A1A1A"/>
+          <w:sz w:val="21"/>
+        </w:rPr>
+        <w:t xml:space="preserve"> round, so it passes both the stage and geography gates.[4][9] The deal strongly aligns with ID8’s core thesis: the round is co-led by </w:t>
+      </w:r>
+      <w:r>
+        <w:rPr>
+          <w:rFonts w:ascii="Sora" w:hAnsi="Sora"/>
+          <w:b/>
+          <w:caps w:val="0"/>
+          <w:color w:val="1A1A1A"/>
+          <w:sz w:val="21"/>
+        </w:rPr>
+        <w:t>new-money Tier 1 crossover investor TCGX</w:t>
+      </w:r>
+      <w:r>
+        <w:rPr>
+          <w:rFonts w:ascii="Sora" w:hAnsi="Sora"/>
+          <w:b w:val="0"/>
+          <w:caps w:val="0"/>
+          <w:color w:val="1A1A1A"/>
+          <w:sz w:val="21"/>
+        </w:rPr>
+        <w:t xml:space="preserve"> alongside inside/founding investor ARCH, in a clean Series B primary financing, and backed by a top-tier syndicate including T. Rowe Price, Blackstone, RA Capital, and Monograph.[3][4][6] While there is no AI element and commercial fundamentals are not yet visible, the scale of capital, Phase 3-ready lead asset in major ophthalmic indications, and high-quality investor roster support meaningful return potential with typical biotech clinical risk.</w:t>
       </w:r>
     </w:p>
     <w:p>
@@ -737,7 +877,7 @@
           <w:color w:val="828282"/>
           <w:sz w:val="18"/>
         </w:rPr>
-        <w:t>Confidence: medium</w:t>
+        <w:t>Confidence: high</w:t>
       </w:r>
     </w:p>
     <w:sectPr>

--- a/hub/static/research/companies/ollin.docx
+++ b/hub/static/research/companies/ollin.docx
@@ -44,7 +44,7 @@
           <w:color w:val="828282"/>
           <w:sz w:val="18"/>
         </w:rPr>
-        <w:t>Screened 2026-06-29</w:t>
+        <w:t>Screened 2026-06-30</w:t>
       </w:r>
     </w:p>
     <w:p>
@@ -77,7 +77,7 @@
           <w:color w:val="1A1A1A"/>
           <w:sz w:val="32"/>
         </w:rPr>
-        <w:t>2.4 / 4.0</w:t>
+        <w:t>2.2 / 4.0</w:t>
       </w:r>
       <w:r>
         <w:rPr>
@@ -232,7 +232,7 @@
                 <w:color w:val="1A1A1A"/>
                 <w:sz w:val="19"/>
               </w:rPr>
-              <w:t>4</w:t>
+              <w:t>3</w:t>
             </w:r>
             <w:r>
               <w:rPr>
@@ -272,47 +272,7 @@
                 <w:color w:val="3C3C3C"/>
                 <w:sz w:val="18"/>
               </w:rPr>
-              <w:t xml:space="preserve">Ollin Biosciences raised an oversubscribed $330M </w:t>
-            </w:r>
-            <w:r>
-              <w:rPr>
-                <w:rFonts w:ascii="Sora" w:hAnsi="Sora"/>
-                <w:b/>
-                <w:caps w:val="0"/>
-                <w:color w:val="3C3C3C"/>
-                <w:sz w:val="18"/>
-              </w:rPr>
-              <w:t>Series B</w:t>
-            </w:r>
-            <w:r>
-              <w:rPr>
-                <w:rFonts w:ascii="Sora" w:hAnsi="Sora"/>
-                <w:b w:val="0"/>
-                <w:caps w:val="0"/>
-                <w:color w:val="3C3C3C"/>
-                <w:sz w:val="18"/>
-              </w:rPr>
-              <w:t xml:space="preserve"> round co-led by ARCH Venture Partners and TCGX, with participation from T. Rowe Price, Blackstone, RA Capital, and Monograph Capital, all in a primary financing to fund Phase 3 trials.[3][4][9] ARCH is a founding/inside investor, but TCGX is a </w:t>
-            </w:r>
-            <w:r>
-              <w:rPr>
-                <w:rFonts w:ascii="Sora" w:hAnsi="Sora"/>
-                <w:b/>
-                <w:caps w:val="0"/>
-                <w:color w:val="3C3C3C"/>
-                <w:sz w:val="18"/>
-              </w:rPr>
-              <w:t>new-money Tier 1 crossover</w:t>
-            </w:r>
-            <w:r>
-              <w:rPr>
-                <w:rFonts w:ascii="Sora" w:hAnsi="Sora"/>
-                <w:b w:val="0"/>
-                <w:caps w:val="0"/>
-                <w:color w:val="3C3C3C"/>
-                <w:sz w:val="18"/>
-              </w:rPr>
-              <w:t xml:space="preserve"> co-lead joining the cap table for the first time, and the round is a large, clean late-stage primary biotech financing, which fits the rubric’s ‘new-money top-tier lead, primary, Series B+’ anchor.[3][4][6]</w:t>
+              <w:t>Ollin Biosciences raised an oversubscribed $330M Series B co-led by new investor TCGX and founding investor ARCH Venture Partners, with participation from a syndicate including T. Rowe Price, Blackstone, RA Capital, and others, which are generally viewed as top-tier public/late-stage crossover and life sciences investors.[1][3][4] This fits a top-tier syndicate with a near–top-tier new-money co-lead, but ARCH is an existing investor so the round is not a clean new-money top-tier-only lead, making Score 3 more appropriate than 4.[1][4][6]</w:t>
             </w:r>
           </w:p>
         </w:tc>
@@ -414,27 +374,7 @@
                 <w:color w:val="3C3C3C"/>
                 <w:sz w:val="18"/>
               </w:rPr>
-              <w:t xml:space="preserve">Ollin is described as a </w:t>
-            </w:r>
-            <w:r>
-              <w:rPr>
-                <w:rFonts w:ascii="Sora" w:hAnsi="Sora"/>
-                <w:b/>
-                <w:caps w:val="0"/>
-                <w:color w:val="3C3C3C"/>
-                <w:sz w:val="18"/>
-              </w:rPr>
-              <w:t>clinical-stage biotech</w:t>
-            </w:r>
-            <w:r>
-              <w:rPr>
-                <w:rFonts w:ascii="Sora" w:hAnsi="Sora"/>
-                <w:b w:val="0"/>
-                <w:caps w:val="0"/>
-                <w:color w:val="3C3C3C"/>
-                <w:sz w:val="18"/>
-              </w:rPr>
-              <w:t xml:space="preserve"> developing biologic therapies (e.g., VEGF/Ang2 and TSHR/IGF-1R bispecific antibodies) for ophthalmic and thyroid eye diseases, with no mention of AI, machine learning, or software-driven discovery as part of the core value proposition.[4][5][8] No evidence of AI features or positioning as an AI company was found in press releases or coverage.[4][5][6]</w:t>
+              <w:t>Ollin is described as a clinical-stage biotech developing best-in-disease therapies for retinal/vision-threatening diseases with a lead biologic OLN324/IBI324 in DME and wet AMD, with no mention of AI, machine learning, or computational drug discovery as a core element of the platform or product.[1][3][4][5] No credible source indicates AI is a meaningful part of the value proposition, so this scores as no AI.</w:t>
             </w:r>
           </w:p>
         </w:tc>
@@ -536,27 +476,7 @@
                 <w:color w:val="3C3C3C"/>
                 <w:sz w:val="18"/>
               </w:rPr>
-              <w:t xml:space="preserve">Ollin is a </w:t>
-            </w:r>
-            <w:r>
-              <w:rPr>
-                <w:rFonts w:ascii="Sora" w:hAnsi="Sora"/>
-                <w:b/>
-                <w:caps w:val="0"/>
-                <w:color w:val="3C3C3C"/>
-                <w:sz w:val="18"/>
-              </w:rPr>
-              <w:t>clinical-stage</w:t>
-            </w:r>
-            <w:r>
-              <w:rPr>
-                <w:rFonts w:ascii="Sora" w:hAnsi="Sora"/>
-                <w:b w:val="0"/>
-                <w:caps w:val="0"/>
-                <w:color w:val="3C3C3C"/>
-                <w:sz w:val="18"/>
-              </w:rPr>
-              <w:t xml:space="preserve"> company using the $330M Series B primarily to fund global Phase 3 development of OLN324 in DME and wet AMD and to advance OLN102 into the clinic.[4][5][3] There is no disclosed product revenue, growth metrics, NDR, LTV/CAC, or burn profile in public sources, consistent with a pre-commercial biotech whose fundamentals are driven by clinical and regulatory milestones rather than cash-flow metrics.[4][5][8]</w:t>
+              <w:t>Public information characterizes Ollin as a clinical-stage biotech raising capital to fund Phase 3 trials of OLN324, with no disclosed revenue, unit economics, growth, or retention metrics, which is typical for a pre-commercial therapeutics company.[1][3][4][5] In the absence of any revenue or efficiency metrics and given heavy R&amp;D spend implied by late-stage trials, this maps to the rubric’s pre-revenue/high-burn profile and must be scored at the low end rather than assuming it meets the $25M+ revenue and efficiency thresholds.</w:t>
             </w:r>
           </w:p>
         </w:tc>
@@ -658,7 +578,7 @@
                 <w:color w:val="3C3C3C"/>
                 <w:sz w:val="18"/>
               </w:rPr>
-              <w:t>The round size ($330M), oversubscription, and participation from top-tier biotech and crossover investors (ARCH, TCGX, T. Rowe Price, Blackstone, RA Capital, Monograph) indicate expectations of significant value creation around pivotal Phase 3 data and potential registration in large indications (DME, wet AMD, TED, Graves’ disease).[3][4][5][6][8] As with most clinical-stage biotech, there is material risk of capital loss due to trial, regulatory, and competitive risks (e.g., competing with Roche’s Vabysmo), but successful Phase 3 outcomes in large markets could plausibly support &gt;3x outcomes, fitting the ‘&gt;3x potential, with some risk of capital loss’ band.[3][6][8]</w:t>
+              <w:t>The $330M Series B is intended to fund global Phase 3 programs for OLN324, a potential competitor to Roche’s Vabysmo in DME and wet AMD, both very large ophthalmology markets, implying multibillion-dollar peak sales potential if successful.[1][3][4][5] At a clinical-stage valuation, successful Phase 3 readouts and approval could plausibly support &gt;3x return but with meaningful binary clinical and regulatory risk, which aligns with the rubric’s &gt;3x potential with some risk of capital loss rather than the &gt;7x, low-risk profile.[4][6]</w:t>
             </w:r>
           </w:p>
         </w:tc>
@@ -760,27 +680,7 @@
                 <w:color w:val="3C3C3C"/>
                 <w:sz w:val="18"/>
               </w:rPr>
-              <w:t xml:space="preserve">Public information describes a standard oversubscribed institutional </w:t>
-            </w:r>
-            <w:r>
-              <w:rPr>
-                <w:rFonts w:ascii="Sora" w:hAnsi="Sora"/>
-                <w:b/>
-                <w:caps w:val="0"/>
-                <w:color w:val="3C3C3C"/>
-                <w:sz w:val="18"/>
-              </w:rPr>
-              <w:t>Series B primary equity round</w:t>
-            </w:r>
-            <w:r>
-              <w:rPr>
-                <w:rFonts w:ascii="Sora" w:hAnsi="Sora"/>
-                <w:b w:val="0"/>
-                <w:caps w:val="0"/>
-                <w:color w:val="3C3C3C"/>
-                <w:sz w:val="18"/>
-              </w:rPr>
-              <w:t xml:space="preserve"> led by ARCH and TCGX with a top-tier syndicate, with no indication of complex SPV structures, multi-layer fees, or unusual time horizons.[3][4][9] Specific fee/carry terms are not disclosed, but the structure appears to align with a normal late-stage biotech primary financing, so for an ID8 SPV this would typically map to a 0/10 SPV-like structure with reasonable horizon and some data (Phase 2 data leading into Phase 3), justifying a mid-level score absent contrary evidence.[3][4]</w:t>
+              <w:t>No sources discuss SPV structure, carry, or management fees for this opportunity; the deal is a standard primary Series B led by institutional VCs and crossover funds.[1][3][4] Given the absence of any indication of complex multi-layer SPVs or unusually high fees on ID8’s side, the default assumption for a co-invest SPV would be a standard 0/10 structure with a reasonable 5–10 year horizon, but because those terms are not explicitly documented, a mid-range Score 3 is more conservative than assigning the top score.[none found]</w:t>
             </w:r>
           </w:p>
         </w:tc>
@@ -822,47 +722,7 @@
           <w:color w:val="1A1A1A"/>
           <w:sz w:val="21"/>
         </w:rPr>
-        <w:t xml:space="preserve">Ollin Biosciences is a U.S.-based clinical-stage ophthalmology biotech headquartered in Austin, TX, raising a large, oversubscribed </w:t>
-      </w:r>
-      <w:r>
-        <w:rPr>
-          <w:rFonts w:ascii="Sora" w:hAnsi="Sora"/>
-          <w:b/>
-          <w:caps w:val="0"/>
-          <w:color w:val="1A1A1A"/>
-          <w:sz w:val="21"/>
-        </w:rPr>
-        <w:t>Series B</w:t>
-      </w:r>
-      <w:r>
-        <w:rPr>
-          <w:rFonts w:ascii="Sora" w:hAnsi="Sora"/>
-          <w:b w:val="0"/>
-          <w:caps w:val="0"/>
-          <w:color w:val="1A1A1A"/>
-          <w:sz w:val="21"/>
-        </w:rPr>
-        <w:t xml:space="preserve"> round, so it passes both the stage and geography gates.[4][9] The deal strongly aligns with ID8’s core thesis: the round is co-led by </w:t>
-      </w:r>
-      <w:r>
-        <w:rPr>
-          <w:rFonts w:ascii="Sora" w:hAnsi="Sora"/>
-          <w:b/>
-          <w:caps w:val="0"/>
-          <w:color w:val="1A1A1A"/>
-          <w:sz w:val="21"/>
-        </w:rPr>
-        <w:t>new-money Tier 1 crossover investor TCGX</w:t>
-      </w:r>
-      <w:r>
-        <w:rPr>
-          <w:rFonts w:ascii="Sora" w:hAnsi="Sora"/>
-          <w:b w:val="0"/>
-          <w:caps w:val="0"/>
-          <w:color w:val="1A1A1A"/>
-          <w:sz w:val="21"/>
-        </w:rPr>
-        <w:t xml:space="preserve"> alongside inside/founding investor ARCH, in a clean Series B primary financing, and backed by a top-tier syndicate including T. Rowe Price, Blackstone, RA Capital, and Monograph.[3][4][6] While there is no AI element and commercial fundamentals are not yet visible, the scale of capital, Phase 3-ready lead asset in major ophthalmic indications, and high-quality investor roster support meaningful return potential with typical biotech clinical risk.</w:t>
+        <w:t>Ollin Biosciences is an Austin-based, clinical-stage ophthalmology biotech raising a large, oversubscribed $330M Series B to fund global Phase 3 trials of OLN324 in DME and wet AMD, with a strong crossover-heavy syndicate co-led by new investor TCGX and existing Tier 1 life-sciences investor ARCH.[1][3][4] The deal partially aligns with ID8’s thesis in that it is a sizable Series B with Tier 1 participation and a new-money top-tier(ish) co-lead, but it is not a pure new-money Tier 1-led round since ARCH is a founding/inside investor and co-lead, and the business is pre-revenue with high binary risk typical of late-stage biotech.[1][4][6] Overall fit is driven by attractive upside in large retinal markets and strong investors but constrained by lack of AI, limited financial fundamentals data, and the inside/outsider co-lead structure versus ID8’s ideal of a clean new-money Tier 1 lead.</w:t>
       </w:r>
     </w:p>
     <w:p>
@@ -877,7 +737,7 @@
           <w:color w:val="828282"/>
           <w:sz w:val="18"/>
         </w:rPr>
-        <w:t>Confidence: high</w:t>
+        <w:t>Confidence: medium</w:t>
       </w:r>
     </w:p>
     <w:sectPr>

--- a/hub/static/research/companies/ollin.docx
+++ b/hub/static/research/companies/ollin.docx
@@ -77,7 +77,7 @@
           <w:color w:val="1A1A1A"/>
           <w:sz w:val="32"/>
         </w:rPr>
-        <w:t>2.2 / 4.0</w:t>
+        <w:t>2.0 / 4.0</w:t>
       </w:r>
       <w:r>
         <w:rPr>
@@ -272,7 +272,7 @@
                 <w:color w:val="3C3C3C"/>
                 <w:sz w:val="18"/>
               </w:rPr>
-              <w:t>Ollin Biosciences raised an oversubscribed $330M Series B co-led by new investor TCGX and founding investor ARCH Venture Partners, with participation from a syndicate including T. Rowe Price, Blackstone, RA Capital, and others, which are generally viewed as top-tier public/late-stage crossover and life sciences investors.[1][3][4] This fits a top-tier syndicate with a near–top-tier new-money co-lead, but ARCH is an existing investor so the round is not a clean new-money top-tier-only lead, making Score 3 more appropriate than 4.[1][4][6]</w:t>
+              <w:t>Ollin’s $330 million Series B was co-led by TCGX and ARCH Venture Partners, and the company explicitly says TCGX was a new investor while ARCH was a founding investor. That fits a strong new-money top-tier lead/co-lead dynamic, though ARCH appears to be an inside/founding investor rather than both leads being entirely new money.[3][2]</w:t>
             </w:r>
           </w:p>
         </w:tc>
@@ -374,7 +374,7 @@
                 <w:color w:val="3C3C3C"/>
                 <w:sz w:val="18"/>
               </w:rPr>
-              <w:t>Ollin is described as a clinical-stage biotech developing best-in-disease therapies for retinal/vision-threatening diseases with a lead biologic OLN324/IBI324 in DME and wet AMD, with no mention of AI, machine learning, or computational drug discovery as a core element of the platform or product.[1][3][4][5] No credible source indicates AI is a meaningful part of the value proposition, so this scores as no AI.</w:t>
+              <w:t>Ollin Biosciences is a clinical-stage ophthalmology/biopharma company focused on vision-threatening diseases and Phase 3 development, with no evidence that AI is a meaningful part of the product or value proposition.[3][2]</w:t>
             </w:r>
           </w:p>
         </w:tc>
@@ -476,7 +476,7 @@
                 <w:color w:val="3C3C3C"/>
                 <w:sz w:val="18"/>
               </w:rPr>
-              <w:t>Public information characterizes Ollin as a clinical-stage biotech raising capital to fund Phase 3 trials of OLN324, with no disclosed revenue, unit economics, growth, or retention metrics, which is typical for a pre-commercial therapeutics company.[1][3][4][5] In the absence of any revenue or efficiency metrics and given heavy R&amp;D spend implied by late-stage trials, this maps to the rubric’s pre-revenue/high-burn profile and must be scored at the low end rather than assuming it meets the $25M+ revenue and efficiency thresholds.</w:t>
+              <w:t>This is a biotech company, so the revenue/growth/NDR/LTV-CAC anchors are not disclosed in the available sources, and no operating metrics were found. With no evidence for the rubric’s fundamentals thresholds, this scores low by the prompt’s skepticism rule.[3][2]</w:t>
             </w:r>
           </w:p>
         </w:tc>
@@ -578,7 +578,7 @@
                 <w:color w:val="3C3C3C"/>
                 <w:sz w:val="18"/>
               </w:rPr>
-              <w:t>The $330M Series B is intended to fund global Phase 3 programs for OLN324, a potential competitor to Roche’s Vabysmo in DME and wet AMD, both very large ophthalmology markets, implying multibillion-dollar peak sales potential if successful.[1][3][4][5] At a clinical-stage valuation, successful Phase 3 readouts and approval could plausibly support &gt;3x return but with meaningful binary clinical and regulatory risk, which aligns with the rubric’s &gt;3x potential with some risk of capital loss rather than the &gt;7x, low-risk profile.[4][6]</w:t>
+              <w:t>The round is large and supports global Phase 3 studies for a late-stage ophthalmology asset, which implies meaningful upside if the program succeeds, but it is still clinical-stage biotech with substantial binary risk. That supports greater than 3x potential with some risk of capital loss rather than a near-certain 7x+ outcome.[3][2][6]</w:t>
             </w:r>
           </w:p>
         </w:tc>
@@ -640,7 +640,7 @@
                 <w:color w:val="1A1A1A"/>
                 <w:sz w:val="19"/>
               </w:rPr>
-              <w:t>3</w:t>
+              <w:t>2</w:t>
             </w:r>
             <w:r>
               <w:rPr>
@@ -680,7 +680,7 @@
                 <w:color w:val="3C3C3C"/>
                 <w:sz w:val="18"/>
               </w:rPr>
-              <w:t>No sources discuss SPV structure, carry, or management fees for this opportunity; the deal is a standard primary Series B led by institutional VCs and crossover funds.[1][3][4] Given the absence of any indication of complex multi-layer SPVs or unusually high fees on ID8’s side, the default assumption for a co-invest SPV would be a standard 0/10 structure with a reasonable 5–10 year horizon, but because those terms are not explicitly documented, a mid-range Score 3 is more conservative than assigning the top score.[none found]</w:t>
+              <w:t>The publicly available sources identify a large oversubscribed Series B co-led by institutional investors, but they do not disclose carry, fee, SPV structure, or time horizon. With insufficient data on economics, this fits the rubric’s lower-confidence middle band rather than a clean 0/10 SPV or better-than-0/10 outcome.[3][2]</w:t>
             </w:r>
           </w:p>
         </w:tc>
@@ -722,7 +722,7 @@
           <w:color w:val="1A1A1A"/>
           <w:sz w:val="21"/>
         </w:rPr>
-        <w:t>Ollin Biosciences is an Austin-based, clinical-stage ophthalmology biotech raising a large, oversubscribed $330M Series B to fund global Phase 3 trials of OLN324 in DME and wet AMD, with a strong crossover-heavy syndicate co-led by new investor TCGX and existing Tier 1 life-sciences investor ARCH.[1][3][4] The deal partially aligns with ID8’s thesis in that it is a sizable Series B with Tier 1 participation and a new-money top-tier(ish) co-lead, but it is not a pure new-money Tier 1-led round since ARCH is a founding/inside investor and co-lead, and the business is pre-revenue with high binary risk typical of late-stage biotech.[1][4][6] Overall fit is driven by attractive upside in large retinal markets and strong investors but constrained by lack of AI, limited financial fundamentals data, and the inside/outsider co-lead structure versus ID8’s ideal of a clean new-money Tier 1 lead.</w:t>
+        <w:t>The deal passes the stage and geography gate: it is a Series B and the company is headquartered in Austin, Texas. It partially aligns with ID8’s thesis because the round includes a genuine new-money Tier 1 lead in TCGX, but it also includes ARCH as a founding/inside investor, so this is not a pure first-time new-money Tier 1-led round. Overall this looks like a strong but not perfect fit: compelling lead quality and late-stage biotech upside, but no AI exposure and no disclosed operating metrics or terms.</w:t>
       </w:r>
     </w:p>
     <w:p>
@@ -737,7 +737,7 @@
           <w:color w:val="828282"/>
           <w:sz w:val="18"/>
         </w:rPr>
-        <w:t>Confidence: medium</w:t>
+        <w:t>Confidence: high</w:t>
       </w:r>
     </w:p>
     <w:sectPr>

--- a/hub/static/research/companies/ollin.docx
+++ b/hub/static/research/companies/ollin.docx
@@ -272,7 +272,47 @@
                 <w:color w:val="3C3C3C"/>
                 <w:sz w:val="18"/>
               </w:rPr>
-              <w:t>Ollin’s $330 million Series B was co-led by TCGX and ARCH Venture Partners, and the company explicitly says TCGX was a new investor while ARCH was a founding investor. That fits a strong new-money top-tier lead/co-lead dynamic, though ARCH appears to be an inside/founding investor rather than both leads being entirely new money.[3][2]</w:t>
+              <w:t xml:space="preserve">Ollin Biosciences raised an oversubscribed $330M </w:t>
+            </w:r>
+            <w:r>
+              <w:rPr>
+                <w:rFonts w:ascii="Sora" w:hAnsi="Sora"/>
+                <w:b/>
+                <w:caps w:val="0"/>
+                <w:color w:val="3C3C3C"/>
+                <w:sz w:val="18"/>
+              </w:rPr>
+              <w:t>Series B</w:t>
+            </w:r>
+            <w:r>
+              <w:rPr>
+                <w:rFonts w:ascii="Sora" w:hAnsi="Sora"/>
+                <w:b w:val="0"/>
+                <w:caps w:val="0"/>
+                <w:color w:val="3C3C3C"/>
+                <w:sz w:val="18"/>
+              </w:rPr>
+              <w:t xml:space="preserve"> round co-led by founding investor ARCH Venture Partners and </w:t>
+            </w:r>
+            <w:r>
+              <w:rPr>
+                <w:rFonts w:ascii="Sora" w:hAnsi="Sora"/>
+                <w:b/>
+                <w:caps w:val="0"/>
+                <w:color w:val="3C3C3C"/>
+                <w:sz w:val="18"/>
+              </w:rPr>
+              <w:t>new investor</w:t>
+            </w:r>
+            <w:r>
+              <w:rPr>
+                <w:rFonts w:ascii="Sora" w:hAnsi="Sora"/>
+                <w:b w:val="0"/>
+                <w:caps w:val="0"/>
+                <w:color w:val="3C3C3C"/>
+                <w:sz w:val="18"/>
+              </w:rPr>
+              <w:t xml:space="preserve"> TCGX, with a large healthcare-focused crossover and institutional syndicate including a16z Bio+Health, RA Capital, Blackstone, CPP Investments, and T. Rowe Price accounts.[1][4][9] ARCH is an existing insider while TCGX is a tier-1 crossover/late-stage investor joining as new money; this is a near–top-tier new-money Series B with a top-tier syndicate but not a purely new-money top-tier lead, so fits Score 3 rather than Score 4.[1][2][4]</w:t>
             </w:r>
           </w:p>
         </w:tc>
@@ -374,7 +414,27 @@
                 <w:color w:val="3C3C3C"/>
                 <w:sz w:val="18"/>
               </w:rPr>
-              <w:t>Ollin Biosciences is a clinical-stage ophthalmology/biopharma company focused on vision-threatening diseases and Phase 3 development, with no evidence that AI is a meaningful part of the product or value proposition.[3][2]</w:t>
+              <w:t xml:space="preserve">Ollin is described as a </w:t>
+            </w:r>
+            <w:r>
+              <w:rPr>
+                <w:rFonts w:ascii="Sora" w:hAnsi="Sora"/>
+                <w:b/>
+                <w:caps w:val="0"/>
+                <w:color w:val="3C3C3C"/>
+                <w:sz w:val="18"/>
+              </w:rPr>
+              <w:t>clinical-stage biopharmaceutical</w:t>
+            </w:r>
+            <w:r>
+              <w:rPr>
+                <w:rFonts w:ascii="Sora" w:hAnsi="Sora"/>
+                <w:b w:val="0"/>
+                <w:caps w:val="0"/>
+                <w:color w:val="3C3C3C"/>
+                <w:sz w:val="18"/>
+              </w:rPr>
+              <w:t xml:space="preserve"> company developing novel therapies for severe, vision-threatening ophthalmic diseases (wet AMD, DME, TED) via bispecific antibodies and biologics competing with drugs like Roche’s Vabysmo and Amgen’s Tepezza.[3][1] No sources mention machine learning, AI-enabled discovery, or an AI-centric product; this appears to be a traditional biotech, so AI Score is 1.[3][4]</w:t>
             </w:r>
           </w:p>
         </w:tc>
@@ -476,7 +536,27 @@
                 <w:color w:val="3C3C3C"/>
                 <w:sz w:val="18"/>
               </w:rPr>
-              <w:t>This is a biotech company, so the revenue/growth/NDR/LTV-CAC anchors are not disclosed in the available sources, and no operating metrics were found. With no evidence for the rubric’s fundamentals thresholds, this scores low by the prompt’s skepticism rule.[3][2]</w:t>
+              <w:t xml:space="preserve">Public information describes Ollin as a </w:t>
+            </w:r>
+            <w:r>
+              <w:rPr>
+                <w:rFonts w:ascii="Sora" w:hAnsi="Sora"/>
+                <w:b/>
+                <w:caps w:val="0"/>
+                <w:color w:val="3C3C3C"/>
+                <w:sz w:val="18"/>
+              </w:rPr>
+              <w:t>clinical-stage</w:t>
+            </w:r>
+            <w:r>
+              <w:rPr>
+                <w:rFonts w:ascii="Sora" w:hAnsi="Sora"/>
+                <w:b w:val="0"/>
+                <w:caps w:val="0"/>
+                <w:color w:val="3C3C3C"/>
+                <w:sz w:val="18"/>
+              </w:rPr>
+              <w:t xml:space="preserve"> biotech with its lead asset OLN324/IBI324 moving into global Phase 3 trials for DME and wet AMD in the second half of 2026, funded by the $330M Series B.[1][6][9] As typical for Phase 3 ophthalmology biotech, no revenue, growth, NDR, or LTV/CAC metrics are reported and the business is fundamentally pre-commercial and cash-burning; with no evidence of commercial scale (&gt; $25M revenue) or efficiency, this fits the Score 1 fundamentals bucket for this rubric.[1][3]</w:t>
             </w:r>
           </w:p>
         </w:tc>
@@ -578,7 +658,7 @@
                 <w:color w:val="3C3C3C"/>
                 <w:sz w:val="18"/>
               </w:rPr>
-              <w:t>The round is large and supports global Phase 3 studies for a late-stage ophthalmology asset, which implies meaningful upside if the program succeeds, but it is still clinical-stage biotech with substantial binary risk. That supports greater than 3x potential with some risk of capital loss rather than a near-certain 7x+ outcome.[3][2][6]</w:t>
+              <w:t>The $330M Series B supports late-stage global Phase 3 programs in large, well-validated indications (wet AMD and DME) where Ollin aims to challenge Roche’s Vabysmo with potentially best-in-class bispecific antibodies, in partnership with Innovent for China.[1][3][6][9] If Phase 3 data are positive, an exit via IPO or strategic sale to a large ophthalmology player (e.g., Roche, Regeneron, Novartis) could plausibly deliver &gt;3x outcomes from crossover entry, but there remains substantial clinical and regulatory risk typical of single-asset or concentrated biotech bets, so Score 3 (&gt;3x potential with meaningful capital-loss risk) is appropriate rather than Score 4.[1][4][6]</w:t>
             </w:r>
           </w:p>
         </w:tc>
@@ -680,7 +760,7 @@
                 <w:color w:val="3C3C3C"/>
                 <w:sz w:val="18"/>
               </w:rPr>
-              <w:t>The publicly available sources identify a large oversubscribed Series B co-led by institutional investors, but they do not disclose carry, fee, SPV structure, or time horizon. With insufficient data on economics, this fits the rubric’s lower-confidence middle band rather than a clean 0/10 SPV or better-than-0/10 outcome.[3][2]</w:t>
+              <w:t>Available coverage focuses on the size and investors in the oversubscribed $330M Series B and does not disclose valuation, liquidation preferences, or SPV economics for co-investors; ID8 would most likely access this through a standard 0/10 SPV or similar structure but that is not evidenced in public sources.[1][4][9] Given lack of specific term data but context of a competitive, top-tier crossover-led biotech round (which usually clears at market terms rather than punitive structures), a conservative midpoint Score 2 is appropriate rather than assuming 0/10, better-than-0/10, or high-fee carry without evidence.[1][5]</w:t>
             </w:r>
           </w:p>
         </w:tc>
@@ -722,7 +802,47 @@
           <w:color w:val="1A1A1A"/>
           <w:sz w:val="21"/>
         </w:rPr>
-        <w:t>The deal passes the stage and geography gate: it is a Series B and the company is headquartered in Austin, Texas. It partially aligns with ID8’s thesis because the round includes a genuine new-money Tier 1 lead in TCGX, but it also includes ARCH as a founding/inside investor, so this is not a pure first-time new-money Tier 1-led round. Overall this looks like a strong but not perfect fit: compelling lead quality and late-stage biotech upside, but no AI exposure and no disclosed operating metrics or terms.</w:t>
+        <w:t xml:space="preserve">Ollin Biosciences is an Austin-based, clinical-stage ophthalmology biotech raising a very large, oversubscribed </w:t>
+      </w:r>
+      <w:r>
+        <w:rPr>
+          <w:rFonts w:ascii="Sora" w:hAnsi="Sora"/>
+          <w:b/>
+          <w:caps w:val="0"/>
+          <w:color w:val="1A1A1A"/>
+          <w:sz w:val="21"/>
+        </w:rPr>
+        <w:t>Series B</w:t>
+      </w:r>
+      <w:r>
+        <w:rPr>
+          <w:rFonts w:ascii="Sora" w:hAnsi="Sora"/>
+          <w:b w:val="0"/>
+          <w:caps w:val="0"/>
+          <w:color w:val="1A1A1A"/>
+          <w:sz w:val="21"/>
+        </w:rPr>
+        <w:t xml:space="preserve"> led by insider ARCH Venture Partners and new-money tier-1 crossover TCGX, with a strong syndicate of a16z Bio+Health, RA Capital, Blackstone, CPP Investments, and T. Rowe Price accounts, which aligns well with ID8’s emphasis on new-money tier-1 leads but only partially, since one co-lead is an existing investor rather than purely new-money.[1][2][4][9] The company is pre-commercial and AI-light, but targets large, validated retinal markets with a Phase 3-ready asset, giving solid upside with material clinical risk; overall it fits ID8’s </w:t>
+      </w:r>
+      <w:r>
+        <w:rPr>
+          <w:rFonts w:ascii="Sora" w:hAnsi="Sora"/>
+          <w:b/>
+          <w:caps w:val="0"/>
+          <w:color w:val="1A1A1A"/>
+          <w:sz w:val="21"/>
+        </w:rPr>
+        <w:t>stage and geography gates</w:t>
+      </w:r>
+      <w:r>
+        <w:rPr>
+          <w:rFonts w:ascii="Sora" w:hAnsi="Sora"/>
+          <w:b w:val="0"/>
+          <w:caps w:val="0"/>
+          <w:color w:val="1A1A1A"/>
+          <w:sz w:val="21"/>
+        </w:rPr>
+        <w:t xml:space="preserve"> and broadly matches the thesis on round dynamics, while fundamentals and AI exposure are weak under this rubric.</w:t>
       </w:r>
     </w:p>
     <w:p>
@@ -737,7 +857,7 @@
           <w:color w:val="828282"/>
           <w:sz w:val="18"/>
         </w:rPr>
-        <w:t>Confidence: high</w:t>
+        <w:t>Confidence: medium</w:t>
       </w:r>
     </w:p>
     <w:sectPr>
